--- a/docs/Benkas_ERP_System_Documentation.docx
+++ b/docs/Benkas_ERP_System_Documentation.docx
@@ -34,7 +34,7 @@
         <w:rPr>
           <w:sz w:val="20"/>
         </w:rPr>
-        <w:t>Custom app on ERPNext v16 + HRMS  |  Ramshy Bio Pvt. Ltd.  |  Generated 06 Jul 2026 15:39</w:t>
+        <w:t>Custom app on ERPNext v16 + HRMS  |  Ramshy Bio Pvt. Ltd.  |  Generated 06 Jul 2026 16:24</w:t>
       </w:r>
     </w:p>
     <w:p>
@@ -360,7 +360,7 @@
         <w:rPr>
           <w:b w:val="0"/>
         </w:rPr>
-        <w:t>Child tables: Daily Progress Photo</w:t>
+        <w:t>Child tables: Daily Material Consumed, Daily Progress Photo, Daily Task Progress, Daily Worker Log</w:t>
       </w:r>
     </w:p>
     <w:p>
@@ -2441,6 +2441,72 @@
               <w:rPr>
                 <w:sz w:val="18"/>
               </w:rPr>
+              <w:t>section_percent_complete</w:t>
+            </w:r>
+          </w:p>
+        </w:tc>
+        <w:tc>
+          <w:tcPr>
+            <w:tcW w:type="dxa" w:w="1728"/>
+          </w:tcPr>
+          <w:p>
+            <w:r>
+              <w:rPr>
+                <w:sz w:val="18"/>
+              </w:rPr>
+              <w:t>Section % Complete</w:t>
+            </w:r>
+          </w:p>
+        </w:tc>
+        <w:tc>
+          <w:tcPr>
+            <w:tcW w:type="dxa" w:w="1728"/>
+          </w:tcPr>
+          <w:p>
+            <w:r>
+              <w:rPr>
+                <w:sz w:val="18"/>
+              </w:rPr>
+              <w:t>Percent</w:t>
+            </w:r>
+          </w:p>
+        </w:tc>
+        <w:tc>
+          <w:tcPr>
+            <w:tcW w:type="dxa" w:w="1728"/>
+          </w:tcPr>
+          <w:p>
+            <w:r>
+              <w:rPr>
+                <w:sz w:val="18"/>
+              </w:rPr>
+            </w:r>
+          </w:p>
+        </w:tc>
+        <w:tc>
+          <w:tcPr>
+            <w:tcW w:type="dxa" w:w="1728"/>
+          </w:tcPr>
+          <w:p>
+            <w:r>
+              <w:rPr>
+                <w:sz w:val="18"/>
+              </w:rPr>
+              <w:t>read-only</w:t>
+            </w:r>
+          </w:p>
+        </w:tc>
+      </w:tr>
+      <w:tr>
+        <w:tc>
+          <w:tcPr>
+            <w:tcW w:type="dxa" w:w="1728"/>
+          </w:tcPr>
+          <w:p>
+            <w:r>
+              <w:rPr>
+                <w:sz w:val="18"/>
+              </w:rPr>
               <w:t>warehouse</w:t>
             </w:r>
           </w:p>
@@ -11320,7 +11386,7 @@
           <w:b w:val="0"/>
           <w:sz w:val="18"/>
         </w:rPr>
-        <w:t>Autoname: DPL-.YYYY.-.#####    Submittable: No</w:t>
+        <w:t>Autoname: DPL-.YYYY.-.#####    Submittable: Yes</w:t>
       </w:r>
     </w:p>
     <w:tbl>
@@ -11418,20 +11484,20 @@
               <w:rPr>
                 <w:sz w:val="18"/>
               </w:rPr>
-              <w:t>task</w:t>
-            </w:r>
-          </w:p>
-        </w:tc>
-        <w:tc>
-          <w:tcPr>
-            <w:tcW w:type="dxa" w:w="1728"/>
-          </w:tcPr>
-          <w:p>
-            <w:r>
-              <w:rPr>
-                <w:sz w:val="18"/>
-              </w:rPr>
-              <w:t>Task</w:t>
+              <w:t>plant_section</w:t>
+            </w:r>
+          </w:p>
+        </w:tc>
+        <w:tc>
+          <w:tcPr>
+            <w:tcW w:type="dxa" w:w="1728"/>
+          </w:tcPr>
+          <w:p>
+            <w:r>
+              <w:rPr>
+                <w:sz w:val="18"/>
+              </w:rPr>
+              <w:t>Plant Section</w:t>
             </w:r>
           </w:p>
         </w:tc>
@@ -11457,7 +11523,7 @@
               <w:rPr>
                 <w:sz w:val="18"/>
               </w:rPr>
-              <w:t>Task</w:t>
+              <w:t>Plant Section</w:t>
             </w:r>
           </w:p>
         </w:tc>
@@ -11485,46 +11551,45 @@
               <w:rPr>
                 <w:sz w:val="18"/>
               </w:rPr>
-              <w:t>plant_section</w:t>
-            </w:r>
-          </w:p>
-        </w:tc>
-        <w:tc>
-          <w:tcPr>
-            <w:tcW w:type="dxa" w:w="1728"/>
-          </w:tcPr>
-          <w:p>
-            <w:r>
-              <w:rPr>
-                <w:sz w:val="18"/>
-              </w:rPr>
-              <w:t>Plant Section</w:t>
-            </w:r>
-          </w:p>
-        </w:tc>
-        <w:tc>
-          <w:tcPr>
-            <w:tcW w:type="dxa" w:w="1728"/>
-          </w:tcPr>
-          <w:p>
-            <w:r>
-              <w:rPr>
-                <w:sz w:val="18"/>
-              </w:rPr>
-              <w:t>Link</w:t>
-            </w:r>
-          </w:p>
-        </w:tc>
-        <w:tc>
-          <w:tcPr>
-            <w:tcW w:type="dxa" w:w="1728"/>
-          </w:tcPr>
-          <w:p>
-            <w:r>
-              <w:rPr>
-                <w:sz w:val="18"/>
-              </w:rPr>
-              <w:t>Plant Section</w:t>
+              <w:t>log_date</w:t>
+            </w:r>
+          </w:p>
+        </w:tc>
+        <w:tc>
+          <w:tcPr>
+            <w:tcW w:type="dxa" w:w="1728"/>
+          </w:tcPr>
+          <w:p>
+            <w:r>
+              <w:rPr>
+                <w:sz w:val="18"/>
+              </w:rPr>
+              <w:t>Log Date</w:t>
+            </w:r>
+          </w:p>
+        </w:tc>
+        <w:tc>
+          <w:tcPr>
+            <w:tcW w:type="dxa" w:w="1728"/>
+          </w:tcPr>
+          <w:p>
+            <w:r>
+              <w:rPr>
+                <w:sz w:val="18"/>
+              </w:rPr>
+              <w:t>Date</w:t>
+            </w:r>
+          </w:p>
+        </w:tc>
+        <w:tc>
+          <w:tcPr>
+            <w:tcW w:type="dxa" w:w="1728"/>
+          </w:tcPr>
+          <w:p>
+            <w:r>
+              <w:rPr>
+                <w:sz w:val="18"/>
+              </w:rPr>
             </w:r>
           </w:p>
         </w:tc>
@@ -11552,58 +11617,58 @@
               <w:rPr>
                 <w:sz w:val="18"/>
               </w:rPr>
-              <w:t>log_date</w:t>
-            </w:r>
-          </w:p>
-        </w:tc>
-        <w:tc>
-          <w:tcPr>
-            <w:tcW w:type="dxa" w:w="1728"/>
-          </w:tcPr>
-          <w:p>
-            <w:r>
-              <w:rPr>
-                <w:sz w:val="18"/>
-              </w:rPr>
-              <w:t>Log Date</w:t>
-            </w:r>
-          </w:p>
-        </w:tc>
-        <w:tc>
-          <w:tcPr>
-            <w:tcW w:type="dxa" w:w="1728"/>
-          </w:tcPr>
-          <w:p>
-            <w:r>
-              <w:rPr>
-                <w:sz w:val="18"/>
-              </w:rPr>
-              <w:t>Date</w:t>
-            </w:r>
-          </w:p>
-        </w:tc>
-        <w:tc>
-          <w:tcPr>
-            <w:tcW w:type="dxa" w:w="1728"/>
-          </w:tcPr>
-          <w:p>
-            <w:r>
-              <w:rPr>
-                <w:sz w:val="18"/>
-              </w:rPr>
-            </w:r>
-          </w:p>
-        </w:tc>
-        <w:tc>
-          <w:tcPr>
-            <w:tcW w:type="dxa" w:w="1728"/>
-          </w:tcPr>
-          <w:p>
-            <w:r>
-              <w:rPr>
-                <w:sz w:val="18"/>
-              </w:rPr>
-              <w:t>required</w:t>
+              <w:t>incharge</w:t>
+            </w:r>
+          </w:p>
+        </w:tc>
+        <w:tc>
+          <w:tcPr>
+            <w:tcW w:type="dxa" w:w="1728"/>
+          </w:tcPr>
+          <w:p>
+            <w:r>
+              <w:rPr>
+                <w:sz w:val="18"/>
+              </w:rPr>
+              <w:t>Incharge</w:t>
+            </w:r>
+          </w:p>
+        </w:tc>
+        <w:tc>
+          <w:tcPr>
+            <w:tcW w:type="dxa" w:w="1728"/>
+          </w:tcPr>
+          <w:p>
+            <w:r>
+              <w:rPr>
+                <w:sz w:val="18"/>
+              </w:rPr>
+              <w:t>Link</w:t>
+            </w:r>
+          </w:p>
+        </w:tc>
+        <w:tc>
+          <w:tcPr>
+            <w:tcW w:type="dxa" w:w="1728"/>
+          </w:tcPr>
+          <w:p>
+            <w:r>
+              <w:rPr>
+                <w:sz w:val="18"/>
+              </w:rPr>
+              <w:t>User</w:t>
+            </w:r>
+          </w:p>
+        </w:tc>
+        <w:tc>
+          <w:tcPr>
+            <w:tcW w:type="dxa" w:w="1728"/>
+          </w:tcPr>
+          <w:p>
+            <w:r>
+              <w:rPr>
+                <w:sz w:val="18"/>
+              </w:rPr>
             </w:r>
           </w:p>
         </w:tc>
@@ -11618,57 +11683,59 @@
               <w:rPr>
                 <w:sz w:val="18"/>
               </w:rPr>
-              <w:t>percent_complete</w:t>
-            </w:r>
-          </w:p>
-        </w:tc>
-        <w:tc>
-          <w:tcPr>
-            <w:tcW w:type="dxa" w:w="1728"/>
-          </w:tcPr>
-          <w:p>
-            <w:r>
-              <w:rPr>
-                <w:sz w:val="18"/>
-              </w:rPr>
-              <w:t>Percent Complete</w:t>
-            </w:r>
-          </w:p>
-        </w:tc>
-        <w:tc>
-          <w:tcPr>
-            <w:tcW w:type="dxa" w:w="1728"/>
-          </w:tcPr>
-          <w:p>
-            <w:r>
-              <w:rPr>
-                <w:sz w:val="18"/>
-              </w:rPr>
-              <w:t>Percent</w:t>
-            </w:r>
-          </w:p>
-        </w:tc>
-        <w:tc>
-          <w:tcPr>
-            <w:tcW w:type="dxa" w:w="1728"/>
-          </w:tcPr>
-          <w:p>
-            <w:r>
-              <w:rPr>
-                <w:sz w:val="18"/>
-              </w:rPr>
-            </w:r>
-          </w:p>
-        </w:tc>
-        <w:tc>
-          <w:tcPr>
-            <w:tcW w:type="dxa" w:w="1728"/>
-          </w:tcPr>
-          <w:p>
-            <w:r>
-              <w:rPr>
-                <w:sz w:val="18"/>
-              </w:rPr>
+              <w:t>stock_entry</w:t>
+            </w:r>
+          </w:p>
+        </w:tc>
+        <w:tc>
+          <w:tcPr>
+            <w:tcW w:type="dxa" w:w="1728"/>
+          </w:tcPr>
+          <w:p>
+            <w:r>
+              <w:rPr>
+                <w:sz w:val="18"/>
+              </w:rPr>
+              <w:t>Auto Stock Entry</w:t>
+            </w:r>
+          </w:p>
+        </w:tc>
+        <w:tc>
+          <w:tcPr>
+            <w:tcW w:type="dxa" w:w="1728"/>
+          </w:tcPr>
+          <w:p>
+            <w:r>
+              <w:rPr>
+                <w:sz w:val="18"/>
+              </w:rPr>
+              <w:t>Link</w:t>
+            </w:r>
+          </w:p>
+        </w:tc>
+        <w:tc>
+          <w:tcPr>
+            <w:tcW w:type="dxa" w:w="1728"/>
+          </w:tcPr>
+          <w:p>
+            <w:r>
+              <w:rPr>
+                <w:sz w:val="18"/>
+              </w:rPr>
+              <w:t>Stock Entry</w:t>
+            </w:r>
+          </w:p>
+        </w:tc>
+        <w:tc>
+          <w:tcPr>
+            <w:tcW w:type="dxa" w:w="1728"/>
+          </w:tcPr>
+          <w:p>
+            <w:r>
+              <w:rPr>
+                <w:sz w:val="18"/>
+              </w:rPr>
+              <w:t>read-only</w:t>
             </w:r>
           </w:p>
         </w:tc>
@@ -11683,58 +11750,58 @@
               <w:rPr>
                 <w:sz w:val="18"/>
               </w:rPr>
-              <w:t>manpower_deployed</w:t>
-            </w:r>
-          </w:p>
-        </w:tc>
-        <w:tc>
-          <w:tcPr>
-            <w:tcW w:type="dxa" w:w="1728"/>
-          </w:tcPr>
-          <w:p>
-            <w:r>
-              <w:rPr>
-                <w:sz w:val="18"/>
-              </w:rPr>
-              <w:t>Manpower Deployed</w:t>
-            </w:r>
-          </w:p>
-        </w:tc>
-        <w:tc>
-          <w:tcPr>
-            <w:tcW w:type="dxa" w:w="1728"/>
-          </w:tcPr>
-          <w:p>
-            <w:r>
-              <w:rPr>
-                <w:sz w:val="18"/>
-              </w:rPr>
-              <w:t>Int</w:t>
-            </w:r>
-          </w:p>
-        </w:tc>
-        <w:tc>
-          <w:tcPr>
-            <w:tcW w:type="dxa" w:w="1728"/>
-          </w:tcPr>
-          <w:p>
-            <w:r>
-              <w:rPr>
-                <w:sz w:val="18"/>
-              </w:rPr>
-            </w:r>
-          </w:p>
-        </w:tc>
-        <w:tc>
-          <w:tcPr>
-            <w:tcW w:type="dxa" w:w="1728"/>
-          </w:tcPr>
-          <w:p>
-            <w:r>
-              <w:rPr>
-                <w:sz w:val="18"/>
-              </w:rPr>
-              <w:t>read-only</w:t>
+              <w:t>task_progress</w:t>
+            </w:r>
+          </w:p>
+        </w:tc>
+        <w:tc>
+          <w:tcPr>
+            <w:tcW w:type="dxa" w:w="1728"/>
+          </w:tcPr>
+          <w:p>
+            <w:r>
+              <w:rPr>
+                <w:sz w:val="18"/>
+              </w:rPr>
+              <w:t>Task Progress</w:t>
+            </w:r>
+          </w:p>
+        </w:tc>
+        <w:tc>
+          <w:tcPr>
+            <w:tcW w:type="dxa" w:w="1728"/>
+          </w:tcPr>
+          <w:p>
+            <w:r>
+              <w:rPr>
+                <w:sz w:val="18"/>
+              </w:rPr>
+              <w:t>Table</w:t>
+            </w:r>
+          </w:p>
+        </w:tc>
+        <w:tc>
+          <w:tcPr>
+            <w:tcW w:type="dxa" w:w="1728"/>
+          </w:tcPr>
+          <w:p>
+            <w:r>
+              <w:rPr>
+                <w:sz w:val="18"/>
+              </w:rPr>
+              <w:t>Daily Task Progress</w:t>
+            </w:r>
+          </w:p>
+        </w:tc>
+        <w:tc>
+          <w:tcPr>
+            <w:tcW w:type="dxa" w:w="1728"/>
+          </w:tcPr>
+          <w:p>
+            <w:r>
+              <w:rPr>
+                <w:sz w:val="18"/>
+              </w:rPr>
             </w:r>
           </w:p>
         </w:tc>
@@ -11749,58 +11816,58 @@
               <w:rPr>
                 <w:sz w:val="18"/>
               </w:rPr>
-              <w:t>material_consumed_value</w:t>
-            </w:r>
-          </w:p>
-        </w:tc>
-        <w:tc>
-          <w:tcPr>
-            <w:tcW w:type="dxa" w:w="1728"/>
-          </w:tcPr>
-          <w:p>
-            <w:r>
-              <w:rPr>
-                <w:sz w:val="18"/>
-              </w:rPr>
-              <w:t>Material Consumed Value</w:t>
-            </w:r>
-          </w:p>
-        </w:tc>
-        <w:tc>
-          <w:tcPr>
-            <w:tcW w:type="dxa" w:w="1728"/>
-          </w:tcPr>
-          <w:p>
-            <w:r>
-              <w:rPr>
-                <w:sz w:val="18"/>
-              </w:rPr>
-              <w:t>Currency</w:t>
-            </w:r>
-          </w:p>
-        </w:tc>
-        <w:tc>
-          <w:tcPr>
-            <w:tcW w:type="dxa" w:w="1728"/>
-          </w:tcPr>
-          <w:p>
-            <w:r>
-              <w:rPr>
-                <w:sz w:val="18"/>
-              </w:rPr>
-            </w:r>
-          </w:p>
-        </w:tc>
-        <w:tc>
-          <w:tcPr>
-            <w:tcW w:type="dxa" w:w="1728"/>
-          </w:tcPr>
-          <w:p>
-            <w:r>
-              <w:rPr>
-                <w:sz w:val="18"/>
-              </w:rPr>
-              <w:t>read-only</w:t>
+              <w:t>workers_present</w:t>
+            </w:r>
+          </w:p>
+        </w:tc>
+        <w:tc>
+          <w:tcPr>
+            <w:tcW w:type="dxa" w:w="1728"/>
+          </w:tcPr>
+          <w:p>
+            <w:r>
+              <w:rPr>
+                <w:sz w:val="18"/>
+              </w:rPr>
+              <w:t>Workers Present</w:t>
+            </w:r>
+          </w:p>
+        </w:tc>
+        <w:tc>
+          <w:tcPr>
+            <w:tcW w:type="dxa" w:w="1728"/>
+          </w:tcPr>
+          <w:p>
+            <w:r>
+              <w:rPr>
+                <w:sz w:val="18"/>
+              </w:rPr>
+              <w:t>Table</w:t>
+            </w:r>
+          </w:p>
+        </w:tc>
+        <w:tc>
+          <w:tcPr>
+            <w:tcW w:type="dxa" w:w="1728"/>
+          </w:tcPr>
+          <w:p>
+            <w:r>
+              <w:rPr>
+                <w:sz w:val="18"/>
+              </w:rPr>
+              <w:t>Daily Worker Log</w:t>
+            </w:r>
+          </w:p>
+        </w:tc>
+        <w:tc>
+          <w:tcPr>
+            <w:tcW w:type="dxa" w:w="1728"/>
+          </w:tcPr>
+          <w:p>
+            <w:r>
+              <w:rPr>
+                <w:sz w:val="18"/>
+              </w:rPr>
             </w:r>
           </w:p>
         </w:tc>
@@ -11815,46 +11882,46 @@
               <w:rPr>
                 <w:sz w:val="18"/>
               </w:rPr>
-              <w:t>delay_reason</w:t>
-            </w:r>
-          </w:p>
-        </w:tc>
-        <w:tc>
-          <w:tcPr>
-            <w:tcW w:type="dxa" w:w="1728"/>
-          </w:tcPr>
-          <w:p>
-            <w:r>
-              <w:rPr>
-                <w:sz w:val="18"/>
-              </w:rPr>
-              <w:t>Delay Reason</w:t>
-            </w:r>
-          </w:p>
-        </w:tc>
-        <w:tc>
-          <w:tcPr>
-            <w:tcW w:type="dxa" w:w="1728"/>
-          </w:tcPr>
-          <w:p>
-            <w:r>
-              <w:rPr>
-                <w:sz w:val="18"/>
-              </w:rPr>
-              <w:t>Link</w:t>
-            </w:r>
-          </w:p>
-        </w:tc>
-        <w:tc>
-          <w:tcPr>
-            <w:tcW w:type="dxa" w:w="1728"/>
-          </w:tcPr>
-          <w:p>
-            <w:r>
-              <w:rPr>
-                <w:sz w:val="18"/>
-              </w:rPr>
-              <w:t>Delay Reason</w:t>
+              <w:t>material_consumed</w:t>
+            </w:r>
+          </w:p>
+        </w:tc>
+        <w:tc>
+          <w:tcPr>
+            <w:tcW w:type="dxa" w:w="1728"/>
+          </w:tcPr>
+          <w:p>
+            <w:r>
+              <w:rPr>
+                <w:sz w:val="18"/>
+              </w:rPr>
+              <w:t>Material Consumed</w:t>
+            </w:r>
+          </w:p>
+        </w:tc>
+        <w:tc>
+          <w:tcPr>
+            <w:tcW w:type="dxa" w:w="1728"/>
+          </w:tcPr>
+          <w:p>
+            <w:r>
+              <w:rPr>
+                <w:sz w:val="18"/>
+              </w:rPr>
+              <w:t>Table</w:t>
+            </w:r>
+          </w:p>
+        </w:tc>
+        <w:tc>
+          <w:tcPr>
+            <w:tcW w:type="dxa" w:w="1728"/>
+          </w:tcPr>
+          <w:p>
+            <w:r>
+              <w:rPr>
+                <w:sz w:val="18"/>
+              </w:rPr>
+              <w:t>Daily Material Consumed</w:t>
             </w:r>
           </w:p>
         </w:tc>
@@ -11881,45 +11948,46 @@
               <w:rPr>
                 <w:sz w:val="18"/>
               </w:rPr>
-              <w:t>activity_description</w:t>
-            </w:r>
-          </w:p>
-        </w:tc>
-        <w:tc>
-          <w:tcPr>
-            <w:tcW w:type="dxa" w:w="1728"/>
-          </w:tcPr>
-          <w:p>
-            <w:r>
-              <w:rPr>
-                <w:sz w:val="18"/>
-              </w:rPr>
-              <w:t>Activity Description</w:t>
-            </w:r>
-          </w:p>
-        </w:tc>
-        <w:tc>
-          <w:tcPr>
-            <w:tcW w:type="dxa" w:w="1728"/>
-          </w:tcPr>
-          <w:p>
-            <w:r>
-              <w:rPr>
-                <w:sz w:val="18"/>
-              </w:rPr>
-              <w:t>Small Text</w:t>
-            </w:r>
-          </w:p>
-        </w:tc>
-        <w:tc>
-          <w:tcPr>
-            <w:tcW w:type="dxa" w:w="1728"/>
-          </w:tcPr>
-          <w:p>
-            <w:r>
-              <w:rPr>
-                <w:sz w:val="18"/>
-              </w:rPr>
+              <w:t>photos</w:t>
+            </w:r>
+          </w:p>
+        </w:tc>
+        <w:tc>
+          <w:tcPr>
+            <w:tcW w:type="dxa" w:w="1728"/>
+          </w:tcPr>
+          <w:p>
+            <w:r>
+              <w:rPr>
+                <w:sz w:val="18"/>
+              </w:rPr>
+              <w:t>Photos</w:t>
+            </w:r>
+          </w:p>
+        </w:tc>
+        <w:tc>
+          <w:tcPr>
+            <w:tcW w:type="dxa" w:w="1728"/>
+          </w:tcPr>
+          <w:p>
+            <w:r>
+              <w:rPr>
+                <w:sz w:val="18"/>
+              </w:rPr>
+              <w:t>Table</w:t>
+            </w:r>
+          </w:p>
+        </w:tc>
+        <w:tc>
+          <w:tcPr>
+            <w:tcW w:type="dxa" w:w="1728"/>
+          </w:tcPr>
+          <w:p>
+            <w:r>
+              <w:rPr>
+                <w:sz w:val="18"/>
+              </w:rPr>
+              <w:t>Daily Progress Photo</w:t>
             </w:r>
           </w:p>
         </w:tc>
@@ -12011,58 +12079,59 @@
               <w:rPr>
                 <w:sz w:val="18"/>
               </w:rPr>
-              <w:t>photos</w:t>
-            </w:r>
-          </w:p>
-        </w:tc>
-        <w:tc>
-          <w:tcPr>
-            <w:tcW w:type="dxa" w:w="1728"/>
-          </w:tcPr>
-          <w:p>
-            <w:r>
-              <w:rPr>
-                <w:sz w:val="18"/>
-              </w:rPr>
-              <w:t>Photos</w:t>
-            </w:r>
-          </w:p>
-        </w:tc>
-        <w:tc>
-          <w:tcPr>
-            <w:tcW w:type="dxa" w:w="1728"/>
-          </w:tcPr>
-          <w:p>
-            <w:r>
-              <w:rPr>
-                <w:sz w:val="18"/>
-              </w:rPr>
-              <w:t>Table</w:t>
-            </w:r>
-          </w:p>
-        </w:tc>
-        <w:tc>
-          <w:tcPr>
-            <w:tcW w:type="dxa" w:w="1728"/>
-          </w:tcPr>
-          <w:p>
-            <w:r>
-              <w:rPr>
-                <w:sz w:val="18"/>
-              </w:rPr>
-              <w:t>Daily Progress Photo</w:t>
-            </w:r>
-          </w:p>
-        </w:tc>
-        <w:tc>
-          <w:tcPr>
-            <w:tcW w:type="dxa" w:w="1728"/>
-          </w:tcPr>
-          <w:p>
-            <w:r>
-              <w:rPr>
-                <w:sz w:val="18"/>
-              </w:rPr>
+              <w:t>amended_from</w:t>
+            </w:r>
+          </w:p>
+        </w:tc>
+        <w:tc>
+          <w:tcPr>
+            <w:tcW w:type="dxa" w:w="1728"/>
+          </w:tcPr>
+          <w:p>
+            <w:r>
+              <w:rPr>
+                <w:sz w:val="18"/>
+              </w:rPr>
+              <w:t>Amended From</w:t>
+            </w:r>
+          </w:p>
+        </w:tc>
+        <w:tc>
+          <w:tcPr>
+            <w:tcW w:type="dxa" w:w="1728"/>
+          </w:tcPr>
+          <w:p>
+            <w:r>
+              <w:rPr>
+                <w:sz w:val="18"/>
+              </w:rPr>
+              <w:t>Link</w:t>
+            </w:r>
+          </w:p>
+        </w:tc>
+        <w:tc>
+          <w:tcPr>
+            <w:tcW w:type="dxa" w:w="1728"/>
+          </w:tcPr>
+          <w:p>
+            <w:r>
+              <w:rPr>
+                <w:sz w:val="18"/>
+              </w:rPr>
+              <w:t>Daily Progress Log</w:t>
+            </w:r>
+          </w:p>
+        </w:tc>
+        <w:tc>
+          <w:tcPr>
+            <w:tcW w:type="dxa" w:w="1728"/>
+          </w:tcPr>
+          <w:p>
+            <w:r>
+              <w:rPr>
+                <w:sz w:val="18"/>
+              </w:rPr>
+              <w:t>read-only</w:t>
             </w:r>
           </w:p>
         </w:tc>
@@ -15514,7 +15583,7 @@
               <w:rPr>
                 <w:sz w:val="18"/>
               </w:rPr>
-              <w:t>setting</w:t>
+              <w:t>settings</w:t>
             </w:r>
           </w:p>
         </w:tc>
@@ -15555,7 +15624,7 @@
               <w:rPr>
                 <w:sz w:val="18"/>
               </w:rPr>
-              <w:t>dashboard</w:t>
+              <w:t>layout-dashboard</w:t>
             </w:r>
           </w:p>
         </w:tc>
@@ -16502,7 +16571,7 @@
               <w:rPr>
                 <w:sz w:val="18"/>
               </w:rPr>
-              <w:t>2</w:t>
+              <w:t>1</w:t>
             </w:r>
           </w:p>
         </w:tc>
@@ -16809,6 +16878,59 @@
       </w:pPr>
       <w:r>
         <w:t>11. Change Log</w:t>
+      </w:r>
+    </w:p>
+    <w:p>
+      <w:pPr>
+        <w:pStyle w:val="Heading2"/>
+      </w:pPr>
+      <w:r>
+        <w:t>2026-07-06 — Daily Progress Log -&gt; single end-to-end site log</w:t>
+      </w:r>
+    </w:p>
+    <w:p>
+      <w:r>
+        <w:rPr>
+          <w:b w:val="0"/>
+          <w:sz w:val="20"/>
+        </w:rPr>
+        <w:t>•  Restructured Daily Progress Log into one submittable site log per section/day with 3 child tables: Task Progress, Workers Present, Material Consumed.</w:t>
+      </w:r>
+    </w:p>
+    <w:p>
+      <w:r>
+        <w:rPr>
+          <w:b w:val="0"/>
+          <w:sz w:val="20"/>
+        </w:rPr>
+        <w:t>•  On submit (server-side): pushes % onto each Task.progress, accrues manpower-days, batches all material rows into ONE auto-submitted Stock Entry (Material Issue), consumes against a linked Material Request (flags rows with no MR), and recomputes Plant Section % complete.</w:t>
+      </w:r>
+    </w:p>
+    <w:p>
+      <w:r>
+        <w:rPr>
+          <w:b w:val="0"/>
+          <w:sz w:val="20"/>
+        </w:rPr>
+        <w:t>•  validate: &gt;=1 photo; every worker must have a matching Gate Entry (In) for the section/date; else the log is blocked (audit-proof manpower).</w:t>
+      </w:r>
+    </w:p>
+    <w:p>
+      <w:r>
+        <w:rPr>
+          <w:b w:val="0"/>
+          <w:sz w:val="20"/>
+        </w:rPr>
+        <w:t>•  Fully REST-creatable (header + 3 tables + photos in one POST) — all logic is server-side hooks so a PWA client gets identical guarantees.</w:t>
+      </w:r>
+    </w:p>
+    <w:p>
+      <w:r>
+        <w:rPr>
+          <w:b w:val="0"/>
+          <w:sz w:val="20"/>
+        </w:rPr>
+        <w:t>•  Re-pointed Section Progress &amp; Delay Analysis reports and the Delay Reasons chart to the new child tables; fixed workspace icons to valid Lucide names.</w:t>
       </w:r>
     </w:p>
     <w:p>

--- a/docs/Benkas_ERP_System_Documentation.docx
+++ b/docs/Benkas_ERP_System_Documentation.docx
@@ -34,7 +34,7 @@
         <w:rPr>
           <w:sz w:val="20"/>
         </w:rPr>
-        <w:t>Custom app on ERPNext v16 + HRMS  |  Ramshy Bio Pvt. Ltd.  |  Generated 06 Jul 2026 16:24</w:t>
+        <w:t>Custom app on ERPNext v16 + HRMS  |  Ramshy Bio Pvt. Ltd.  |  Generated 06 Jul 2026 17:02</w:t>
       </w:r>
     </w:p>
     <w:p>
@@ -15332,6 +15332,47 @@
           </w:p>
         </w:tc>
       </w:tr>
+      <w:tr>
+        <w:tc>
+          <w:tcPr>
+            <w:tcW w:type="dxa" w:w="2880"/>
+          </w:tcPr>
+          <w:p>
+            <w:r>
+              <w:rPr>
+                <w:sz w:val="18"/>
+              </w:rPr>
+              <w:t>Weekly Section MIS</w:t>
+            </w:r>
+          </w:p>
+        </w:tc>
+        <w:tc>
+          <w:tcPr>
+            <w:tcW w:type="dxa" w:w="2880"/>
+          </w:tcPr>
+          <w:p>
+            <w:r>
+              <w:rPr>
+                <w:sz w:val="18"/>
+              </w:rPr>
+              <w:t>Daily Progress Log</w:t>
+            </w:r>
+          </w:p>
+        </w:tc>
+        <w:tc>
+          <w:tcPr>
+            <w:tcW w:type="dxa" w:w="2880"/>
+          </w:tcPr>
+          <w:p>
+            <w:r>
+              <w:rPr>
+                <w:sz w:val="18"/>
+              </w:rPr>
+              <w:t>Query Report</w:t>
+            </w:r>
+          </w:p>
+        </w:tc>
+      </w:tr>
     </w:tbl>
     <w:p>
       <w:pPr>
@@ -16571,7 +16612,7 @@
               <w:rPr>
                 <w:sz w:val="18"/>
               </w:rPr>
-              <w:t>1</w:t>
+              <w:t>2</w:t>
             </w:r>
           </w:p>
         </w:tc>
@@ -16878,6 +16919,68 @@
       </w:pPr>
       <w:r>
         <w:t>11. Change Log</w:t>
+      </w:r>
+    </w:p>
+    <w:p>
+      <w:pPr>
+        <w:pStyle w:val="Heading2"/>
+      </w:pPr>
+      <w:r>
+        <w:t>2026-07-06 — Workspace completeness &amp; polish</w:t>
+      </w:r>
+    </w:p>
+    <w:p>
+      <w:r>
+        <w:rPr>
+          <w:b w:val="0"/>
+          <w:sz w:val="20"/>
+        </w:rPr>
+        <w:t>•  Workspaces now UPSERT (icon/colour/content/blocks re-applied on every migrate) — fixed the skip-if-exists bug that stopped icon fixes landing.</w:t>
+      </w:r>
+    </w:p>
+    <w:p>
+      <w:r>
+        <w:rPr>
+          <w:b w:val="0"/>
+          <w:sz w:val="20"/>
+        </w:rPr>
+        <w:t>•  Full DocType-&gt;workspace placement: all 18 custom parent doctypes have exactly one home shortcut; masters referenced elsewhere via link cards. No orphans.</w:t>
+      </w:r>
+    </w:p>
+    <w:p>
+      <w:r>
+        <w:rPr>
+          <w:b w:val="0"/>
+          <w:sz w:val="20"/>
+        </w:rPr>
+        <w:t>•  All 14 reports linked on their owning workspace; added Weekly Section MIS.</w:t>
+      </w:r>
+    </w:p>
+    <w:p>
+      <w:r>
+        <w:rPr>
+          <w:b w:val="0"/>
+          <w:sz w:val="20"/>
+        </w:rPr>
+        <w:t>•  Intro paragraph on all 6 workspaces; native Module Onboarding (5 steps flows) on the 5 operational workspaces.</w:t>
+      </w:r>
+    </w:p>
+    <w:p>
+      <w:r>
+        <w:rPr>
+          <w:b w:val="0"/>
+          <w:sz w:val="20"/>
+        </w:rPr>
+        <w:t>•  Plain-language field help (descriptions) on Gate Entry, Daily Progress Log + child tables, permits, gate pass, safety/visitor logs, material request.</w:t>
+      </w:r>
+    </w:p>
+    <w:p>
+      <w:r>
+        <w:rPr>
+          <w:b w:val="0"/>
+          <w:sz w:val="20"/>
+        </w:rPr>
+        <w:t>•  Icons validated against Frappe's Lucide set (users/truck/calendar/shield/settings/layout-dashboard); colours per spec.</w:t>
       </w:r>
     </w:p>
     <w:p>

--- a/docs/Benkas_ERP_System_Documentation.docx
+++ b/docs/Benkas_ERP_System_Documentation.docx
@@ -34,7 +34,7 @@
         <w:rPr>
           <w:sz w:val="20"/>
         </w:rPr>
-        <w:t>Custom app on ERPNext v16 + HRMS  |  Ramshy Bio Pvt. Ltd.  |  Generated 06 Jul 2026 17:02</w:t>
+        <w:t>Custom app on ERPNext v16 + HRMS  |  Ramshy Bio Pvt. Ltd.  |  Generated 06 Jul 2026 17:58</w:t>
       </w:r>
     </w:p>
     <w:p>
@@ -15882,6 +15882,34 @@
               <w:rPr>
                 <w:sz w:val="18"/>
               </w:rPr>
+              <w:t>Material Request Slip</w:t>
+            </w:r>
+          </w:p>
+        </w:tc>
+        <w:tc>
+          <w:tcPr>
+            <w:tcW w:type="dxa" w:w="4320"/>
+          </w:tcPr>
+          <w:p>
+            <w:r>
+              <w:rPr>
+                <w:sz w:val="18"/>
+              </w:rPr>
+              <w:t>Material Request</w:t>
+            </w:r>
+          </w:p>
+        </w:tc>
+      </w:tr>
+      <w:tr>
+        <w:tc>
+          <w:tcPr>
+            <w:tcW w:type="dxa" w:w="4320"/>
+          </w:tcPr>
+          <w:p>
+            <w:r>
+              <w:rPr>
+                <w:sz w:val="18"/>
+              </w:rPr>
               <w:t>Safety Work Permit Print</w:t>
             </w:r>
           </w:p>
@@ -16612,7 +16640,7 @@
               <w:rPr>
                 <w:sz w:val="18"/>
               </w:rPr>
-              <w:t>2</w:t>
+              <w:t>1</w:t>
             </w:r>
           </w:p>
         </w:tc>
@@ -16919,6 +16947,77 @@
       </w:pPr>
       <w:r>
         <w:t>11. Change Log</w:t>
+      </w:r>
+    </w:p>
+    <w:p>
+      <w:pPr>
+        <w:pStyle w:val="Heading2"/>
+      </w:pPr>
+      <w:r>
+        <w:t>2026-07-06 — Material Request feature gap closed</w:t>
+      </w:r>
+    </w:p>
+    <w:p>
+      <w:r>
+        <w:rPr>
+          <w:b w:val="0"/>
+          <w:sz w:val="20"/>
+        </w:rPr>
+        <w:t>•  Extended standard Material Request with plant_section (mandatory), benkas_task, and benkas_status — real section/task traceability (not just a bare Link).</w:t>
+      </w:r>
+    </w:p>
+    <w:p>
+      <w:r>
+        <w:rPr>
+          <w:b w:val="0"/>
+          <w:sz w:val="20"/>
+        </w:rPr>
+        <w:t>•  Added 'Material Request Approval' workflow (Requested-&gt;Approved manual; Partially Issued/Issued auto-set by the site-log issue hook; Closed manual, PM only).</w:t>
+      </w:r>
+    </w:p>
+    <w:p>
+      <w:r>
+        <w:rPr>
+          <w:b w:val="0"/>
+          <w:sz w:val="20"/>
+        </w:rPr>
+        <w:t>•  dpl_hooks now flips benkas_status from issued-vs-requested qty per linked MR.</w:t>
+      </w:r>
+    </w:p>
+    <w:p>
+      <w:r>
+        <w:rPr>
+          <w:b w:val="0"/>
+          <w:sz w:val="20"/>
+        </w:rPr>
+        <w:t>•  New 'Material Request Slip' print format (section, task, status, items, signatures).</w:t>
+      </w:r>
+    </w:p>
+    <w:p>
+      <w:r>
+        <w:rPr>
+          <w:b w:val="0"/>
+          <w:sz w:val="20"/>
+        </w:rPr>
+        <w:t>•  Weekly Section MIS gained an 'Open Material Requests' per-section column.</w:t>
+      </w:r>
+    </w:p>
+    <w:p>
+      <w:r>
+        <w:rPr>
+          <w:b w:val="0"/>
+          <w:sz w:val="20"/>
+        </w:rPr>
+        <w:t>•  Added a second desktop app tile (Benkas Core) alongside Benkas ERP.</w:t>
+      </w:r>
+    </w:p>
+    <w:p>
+      <w:r>
+        <w:rPr>
+          <w:b w:val="0"/>
+          <w:sz w:val="20"/>
+        </w:rPr>
+        <w:t>•  AUDIT PROCESS FIX: audit.py now asserts each specified feature independently (custom fields + workflow states/transitions + print renders) and runs a full MR lifecycle test (partial -&gt; full -&gt; close). A resolving Link is no longer treated as proof a feature was built.</w:t>
       </w:r>
     </w:p>
     <w:p>

--- a/docs/Benkas_ERP_System_Documentation.docx
+++ b/docs/Benkas_ERP_System_Documentation.docx
@@ -34,7 +34,7 @@
         <w:rPr>
           <w:sz w:val="20"/>
         </w:rPr>
-        <w:t>Custom app on ERPNext v16 + HRMS  |  Ramshy Bio Pvt. Ltd.  |  Generated 06 Jul 2026 17:58</w:t>
+        <w:t>Custom app on ERPNext v16 + HRMS  |  Ramshy Bio Pvt. Ltd.  |  Generated 06 Jul 2026 18:21</w:t>
       </w:r>
     </w:p>
     <w:p>
@@ -16947,6 +16947,41 @@
       </w:pPr>
       <w:r>
         <w:t>11. Change Log</w:t>
+      </w:r>
+    </w:p>
+    <w:p>
+      <w:pPr>
+        <w:pStyle w:val="Heading2"/>
+      </w:pPr>
+      <w:r>
+        <w:t>2026-07-06 — Fix /apps tile (root cause: v16 = one tile per app)</w:t>
+      </w:r>
+    </w:p>
+    <w:p>
+      <w:r>
+        <w:rPr>
+          <w:b w:val="0"/>
+          <w:sz w:val="20"/>
+        </w:rPr>
+        <w:t>•  Root cause of the missing 'Benkas Core' tile: Frappe v16 boot.py builds bootinfo.app_data from apps[0] of add_to_apps_screen per installed app, so a second entry for the same app is silently dropped (only the first renders).</w:t>
+      </w:r>
+    </w:p>
+    <w:p>
+      <w:r>
+        <w:rPr>
+          <w:b w:val="0"/>
+          <w:sz w:val="20"/>
+        </w:rPr>
+        <w:t>•  Removed the non-working second app tile; Benkas Core is now reached via a 'Setup / Masters' URL shortcut on the Benkas MIS landing workspace (+ it is already a role-permitted workspace in the desk sidebar).</w:t>
+      </w:r>
+    </w:p>
+    <w:p>
+      <w:r>
+        <w:rPr>
+          <w:b w:val="0"/>
+          <w:sz w:val="20"/>
+        </w:rPr>
+        <w:t>•  audit.py now asserts exactly one benkas_erp /apps tile and the Setup shortcut — verified against what actually renders (bootinfo), not just get_apps().</w:t>
       </w:r>
     </w:p>
     <w:p>

--- a/docs/Benkas_ERP_System_Documentation.docx
+++ b/docs/Benkas_ERP_System_Documentation.docx
@@ -34,7 +34,7 @@
         <w:rPr>
           <w:sz w:val="20"/>
         </w:rPr>
-        <w:t>Custom app on ERPNext v16 + HRMS  |  Ramshy Bio Pvt. Ltd.  |  Generated 06 Jul 2026 18:21</w:t>
+        <w:t>Custom app on ERPNext v16 + HRMS  |  Ramshy Bio Pvt. Ltd.  |  Generated 06 Jul 2026 18:44</w:t>
       </w:r>
     </w:p>
     <w:p>
@@ -16640,7 +16640,7 @@
               <w:rPr>
                 <w:sz w:val="18"/>
               </w:rPr>
-              <w:t>1</w:t>
+              <w:t>0</w:t>
             </w:r>
           </w:p>
         </w:tc>
@@ -16947,6 +16947,50 @@
       </w:pPr>
       <w:r>
         <w:t>11. Change Log</w:t>
+      </w:r>
+    </w:p>
+    <w:p>
+      <w:pPr>
+        <w:pStyle w:val="Heading2"/>
+      </w:pPr>
+      <w:r>
+        <w:t>2026-07-07 — Benkas Core desktop tile — actually delivered</w:t>
+      </w:r>
+    </w:p>
+    <w:p>
+      <w:r>
+        <w:rPr>
+          <w:b w:val="0"/>
+          <w:sz w:val="20"/>
+        </w:rPr>
+        <w:t>•  v16 renders the /apps grid from bootinfo.app_data (one entry per installed app). Added an extend_bootinfo hook (benkas_erp/boot.py) that appends a second tile 'Benkas Core' -&gt; /desk/benkas-core AFTER boot builds app_data.</w:t>
+      </w:r>
+    </w:p>
+    <w:p>
+      <w:r>
+        <w:rPr>
+          <w:b w:val="0"/>
+          <w:sz w:val="20"/>
+        </w:rPr>
+        <w:t>•  Added app_home hook so the 'Benkas ERP' tile lands on the MIS dashboard (/desk/benkas-mis) instead of the first workspace slug.</w:t>
+      </w:r>
+    </w:p>
+    <w:p>
+      <w:r>
+        <w:rPr>
+          <w:b w:val="0"/>
+          <w:sz w:val="20"/>
+        </w:rPr>
+        <w:t>•  Verified against the ACTUAL desk page HTML the browser receives (both tiles present with distinct routes) — not a backend helper.</w:t>
+      </w:r>
+    </w:p>
+    <w:p>
+      <w:r>
+        <w:rPr>
+          <w:b w:val="0"/>
+          <w:sz w:val="20"/>
+        </w:rPr>
+        <w:t>•  audit.py now applies the real extend_bootinfo and asserts both Benkas tiles; MR lifecycle test made fully self-contained (own gate entry, today's date) so it survives day-rollover.</w:t>
       </w:r>
     </w:p>
     <w:p>

--- a/docs/Benkas_ERP_System_Documentation.docx
+++ b/docs/Benkas_ERP_System_Documentation.docx
@@ -34,7 +34,7 @@
         <w:rPr>
           <w:sz w:val="20"/>
         </w:rPr>
-        <w:t>Custom app on ERPNext v16 + HRMS  |  Ramshy Bio Pvt. Ltd.  |  Generated 06 Jul 2026 18:44</w:t>
+        <w:t>Custom app on ERPNext v16 + HRMS  |  Ramshy Bio Pvt. Ltd.  |  Generated 06 Jul 2026 19:21</w:t>
       </w:r>
     </w:p>
     <w:p>
@@ -16640,7 +16640,7 @@
               <w:rPr>
                 <w:sz w:val="18"/>
               </w:rPr>
-              <w:t>0</w:t>
+              <w:t>1</w:t>
             </w:r>
           </w:p>
         </w:tc>
@@ -16947,6 +16947,68 @@
       </w:pPr>
       <w:r>
         <w:t>11. Change Log</w:t>
+      </w:r>
+    </w:p>
+    <w:p>
+      <w:pPr>
+        <w:pStyle w:val="Heading2"/>
+      </w:pPr>
+      <w:r>
+        <w:t>2026-07-07 — Working QR scan loop + full usage manual</w:t>
+      </w:r>
+    </w:p>
+    <w:p>
+      <w:r>
+        <w:rPr>
+          <w:b w:val="0"/>
+          <w:sz w:val="20"/>
+        </w:rPr>
+        <w:t>•  Standardised QR content: EMP-/LAB-/GP-/VIS- prefix + record name; backfilled onto all cards/slips and kept current via after_insert hooks.</w:t>
+      </w:r>
+    </w:p>
+    <w:p>
+      <w:r>
+        <w:rPr>
+          <w:b w:val="0"/>
+          <w:sz w:val="20"/>
+        </w:rPr>
+        <w:t>•  Gate Scan Station desk page (/app/benkas-scan): always-focused input for USB HID scanners + native-BarcodeDetector camera scan + live photo capture for IN.</w:t>
+      </w:r>
+    </w:p>
+    <w:p>
+      <w:r>
+        <w:rPr>
+          <w:b w:val="0"/>
+          <w:sz w:val="20"/>
+        </w:rPr>
+        <w:t>•  Server-side scan routing (benkas_erp/scan.py, whitelisted): person IN-&gt;OUT, gate pass Approved-&gt;Out-&gt;Returned, visitor sign-out, inactive-labour block.</w:t>
+      </w:r>
+    </w:p>
+    <w:p>
+      <w:r>
+        <w:rPr>
+          <w:b w:val="0"/>
+          <w:sz w:val="20"/>
+        </w:rPr>
+        <w:t>•  Bumped printed QR to ~3 cm with error-correction M and a 4-module quiet zone.</w:t>
+      </w:r>
+    </w:p>
+    <w:p>
+      <w:r>
+        <w:rPr>
+          <w:b w:val="0"/>
+          <w:sz w:val="20"/>
+        </w:rPr>
+        <w:t>•  audit.py _scan_loop: renders a real card, decodes its QR with OpenCV, then drives the whole loop end-to-end (all PASS).</w:t>
+      </w:r>
+    </w:p>
+    <w:p>
+      <w:r>
+        <w:rPr>
+          <w:b w:val="0"/>
+          <w:sz w:val="20"/>
+        </w:rPr>
+        <w:t>•  New human-facing manuals generated from code (setup/usermanual.py): Benkas_ERP_User_Manual.docx + two one-page quick-reference cards, committed to docs/.</w:t>
       </w:r>
     </w:p>
     <w:p>

--- a/docs/Benkas_ERP_System_Documentation.docx
+++ b/docs/Benkas_ERP_System_Documentation.docx
@@ -34,7 +34,7 @@
         <w:rPr>
           <w:sz w:val="20"/>
         </w:rPr>
-        <w:t>Custom app on ERPNext v16 + HRMS  |  Ramshy Bio Pvt. Ltd.  |  Generated 06 Jul 2026 19:21</w:t>
+        <w:t>Custom app on ERPNext v16 + HRMS  |  Ramshy Bio Pvt. Ltd.  |  Generated 06 Jul 2026 20:21</w:t>
       </w:r>
     </w:p>
     <w:p>
@@ -3474,6 +3474,72 @@
               <w:rPr>
                 <w:sz w:val="18"/>
               </w:rPr>
+              <w:t>is_temporary</w:t>
+            </w:r>
+          </w:p>
+        </w:tc>
+        <w:tc>
+          <w:tcPr>
+            <w:tcW w:type="dxa" w:w="1728"/>
+          </w:tcPr>
+          <w:p>
+            <w:r>
+              <w:rPr>
+                <w:sz w:val="18"/>
+              </w:rPr>
+              <w:t>Temporary Pass</w:t>
+            </w:r>
+          </w:p>
+        </w:tc>
+        <w:tc>
+          <w:tcPr>
+            <w:tcW w:type="dxa" w:w="1728"/>
+          </w:tcPr>
+          <w:p>
+            <w:r>
+              <w:rPr>
+                <w:sz w:val="18"/>
+              </w:rPr>
+              <w:t>Check</w:t>
+            </w:r>
+          </w:p>
+        </w:tc>
+        <w:tc>
+          <w:tcPr>
+            <w:tcW w:type="dxa" w:w="1728"/>
+          </w:tcPr>
+          <w:p>
+            <w:r>
+              <w:rPr>
+                <w:sz w:val="18"/>
+              </w:rPr>
+            </w:r>
+          </w:p>
+        </w:tc>
+        <w:tc>
+          <w:tcPr>
+            <w:tcW w:type="dxa" w:w="1728"/>
+          </w:tcPr>
+          <w:p>
+            <w:r>
+              <w:rPr>
+                <w:sz w:val="18"/>
+              </w:rPr>
+              <w:t>read-only</w:t>
+            </w:r>
+          </w:p>
+        </w:tc>
+      </w:tr>
+      <w:tr>
+        <w:tc>
+          <w:tcPr>
+            <w:tcW w:type="dxa" w:w="1728"/>
+          </w:tcPr>
+          <w:p>
+            <w:r>
+              <w:rPr>
+                <w:sz w:val="18"/>
+              </w:rPr>
               <w:t>work_description</w:t>
             </w:r>
           </w:p>
@@ -3727,7 +3793,6 @@
               <w:rPr>
                 <w:sz w:val="18"/>
               </w:rPr>
-              <w:t>read-only</w:t>
             </w:r>
           </w:p>
         </w:tc>
@@ -5191,7 +5256,6 @@
               <w:rPr>
                 <w:sz w:val="18"/>
               </w:rPr>
-              <w:t>read-only</w:t>
             </w:r>
           </w:p>
         </w:tc>
@@ -6028,7 +6092,6 @@
               <w:rPr>
                 <w:sz w:val="18"/>
               </w:rPr>
-              <w:t>read-only</w:t>
             </w:r>
           </w:p>
         </w:tc>
@@ -9532,7 +9595,6 @@
               <w:rPr>
                 <w:sz w:val="18"/>
               </w:rPr>
-              <w:t>read-only</w:t>
             </w:r>
           </w:p>
         </w:tc>
@@ -14973,7 +15035,7 @@
               <w:rPr>
                 <w:sz w:val="18"/>
               </w:rPr>
-              <w:t>Late Entry and OT Report</w:t>
+              <w:t>Labour Attendance Register</w:t>
             </w:r>
           </w:p>
         </w:tc>
@@ -15014,7 +15076,7 @@
               <w:rPr>
                 <w:sz w:val="18"/>
               </w:rPr>
-              <w:t>Material Received vs Issued</w:t>
+              <w:t>Late Entry and OT Report</w:t>
             </w:r>
           </w:p>
         </w:tc>
@@ -15027,7 +15089,7 @@
               <w:rPr>
                 <w:sz w:val="18"/>
               </w:rPr>
-              <w:t>Stock Entry</w:t>
+              <w:t>Gate Entry</w:t>
             </w:r>
           </w:p>
         </w:tc>
@@ -15055,7 +15117,7 @@
               <w:rPr>
                 <w:sz w:val="18"/>
               </w:rPr>
-              <w:t>Material Section Stock Balance</w:t>
+              <w:t>Material Received vs Issued</w:t>
             </w:r>
           </w:p>
         </w:tc>
@@ -15068,7 +15130,7 @@
               <w:rPr>
                 <w:sz w:val="18"/>
               </w:rPr>
-              <w:t>Plant Section</w:t>
+              <w:t>Stock Entry</w:t>
             </w:r>
           </w:p>
         </w:tc>
@@ -15096,7 +15158,7 @@
               <w:rPr>
                 <w:sz w:val="18"/>
               </w:rPr>
-              <w:t>QC Rejection Report</w:t>
+              <w:t>Material Section Stock Balance</w:t>
             </w:r>
           </w:p>
         </w:tc>
@@ -15109,7 +15171,7 @@
               <w:rPr>
                 <w:sz w:val="18"/>
               </w:rPr>
-              <w:t>Quality Inspection</w:t>
+              <w:t>Plant Section</w:t>
             </w:r>
           </w:p>
         </w:tc>
@@ -15137,7 +15199,7 @@
               <w:rPr>
                 <w:sz w:val="18"/>
               </w:rPr>
-              <w:t>Safety Violations by Contractor</w:t>
+              <w:t>QC Rejection Report</w:t>
             </w:r>
           </w:p>
         </w:tc>
@@ -15150,7 +15212,7 @@
               <w:rPr>
                 <w:sz w:val="18"/>
               </w:rPr>
-              <w:t>Safety Violation Log</w:t>
+              <w:t>Quality Inspection</w:t>
             </w:r>
           </w:p>
         </w:tc>
@@ -15178,7 +15240,7 @@
               <w:rPr>
                 <w:sz w:val="18"/>
               </w:rPr>
-              <w:t>Safety Violations Summary</w:t>
+              <w:t>Safety Violations by Contractor</w:t>
             </w:r>
           </w:p>
         </w:tc>
@@ -15219,7 +15281,7 @@
               <w:rPr>
                 <w:sz w:val="18"/>
               </w:rPr>
-              <w:t>Section Progress - Planned vs Actual</w:t>
+              <w:t>Safety Violations Summary</w:t>
             </w:r>
           </w:p>
         </w:tc>
@@ -15232,7 +15294,7 @@
               <w:rPr>
                 <w:sz w:val="18"/>
               </w:rPr>
-              <w:t>Daily Progress Log</w:t>
+              <w:t>Safety Violation Log</w:t>
             </w:r>
           </w:p>
         </w:tc>
@@ -15260,6 +15322,47 @@
               <w:rPr>
                 <w:sz w:val="18"/>
               </w:rPr>
+              <w:t>Section Progress - Planned vs Actual</w:t>
+            </w:r>
+          </w:p>
+        </w:tc>
+        <w:tc>
+          <w:tcPr>
+            <w:tcW w:type="dxa" w:w="2880"/>
+          </w:tcPr>
+          <w:p>
+            <w:r>
+              <w:rPr>
+                <w:sz w:val="18"/>
+              </w:rPr>
+              <w:t>Daily Progress Log</w:t>
+            </w:r>
+          </w:p>
+        </w:tc>
+        <w:tc>
+          <w:tcPr>
+            <w:tcW w:type="dxa" w:w="2880"/>
+          </w:tcPr>
+          <w:p>
+            <w:r>
+              <w:rPr>
+                <w:sz w:val="18"/>
+              </w:rPr>
+              <w:t>Query Report</w:t>
+            </w:r>
+          </w:p>
+        </w:tc>
+      </w:tr>
+      <w:tr>
+        <w:tc>
+          <w:tcPr>
+            <w:tcW w:type="dxa" w:w="2880"/>
+          </w:tcPr>
+          <w:p>
+            <w:r>
+              <w:rPr>
+                <w:sz w:val="18"/>
+              </w:rPr>
               <w:t>Section WBS Progress</w:t>
             </w:r>
           </w:p>
@@ -15274,6 +15377,47 @@
                 <w:sz w:val="18"/>
               </w:rPr>
               <w:t>Task</w:t>
+            </w:r>
+          </w:p>
+        </w:tc>
+        <w:tc>
+          <w:tcPr>
+            <w:tcW w:type="dxa" w:w="2880"/>
+          </w:tcPr>
+          <w:p>
+            <w:r>
+              <w:rPr>
+                <w:sz w:val="18"/>
+              </w:rPr>
+              <w:t>Query Report</w:t>
+            </w:r>
+          </w:p>
+        </w:tc>
+      </w:tr>
+      <w:tr>
+        <w:tc>
+          <w:tcPr>
+            <w:tcW w:type="dxa" w:w="2880"/>
+          </w:tcPr>
+          <w:p>
+            <w:r>
+              <w:rPr>
+                <w:sz w:val="18"/>
+              </w:rPr>
+              <w:t>Staff Attendance Summary</w:t>
+            </w:r>
+          </w:p>
+        </w:tc>
+        <w:tc>
+          <w:tcPr>
+            <w:tcW w:type="dxa" w:w="2880"/>
+          </w:tcPr>
+          <w:p>
+            <w:r>
+              <w:rPr>
+                <w:sz w:val="18"/>
+              </w:rPr>
+              <w:t>Attendance</w:t>
             </w:r>
           </w:p>
         </w:tc>
@@ -15742,7 +15886,7 @@
               <w:rPr>
                 <w:sz w:val="18"/>
               </w:rPr>
-              <w:t>Daily Progress Report</w:t>
+              <w:t>Contractor Tools Slip</w:t>
             </w:r>
           </w:p>
         </w:tc>
@@ -15755,7 +15899,7 @@
               <w:rPr>
                 <w:sz w:val="18"/>
               </w:rPr>
-              <w:t>Daily Progress Log</w:t>
+              <w:t>Contractor Tools Register</w:t>
             </w:r>
           </w:p>
         </w:tc>
@@ -15770,7 +15914,7 @@
               <w:rPr>
                 <w:sz w:val="18"/>
               </w:rPr>
-              <w:t>Electrical Work Permit Print</w:t>
+              <w:t>Daily Progress Report</w:t>
             </w:r>
           </w:p>
         </w:tc>
@@ -15783,7 +15927,7 @@
               <w:rPr>
                 <w:sz w:val="18"/>
               </w:rPr>
-              <w:t>Electrical Work Permit</w:t>
+              <w:t>Daily Progress Log</w:t>
             </w:r>
           </w:p>
         </w:tc>
@@ -15798,7 +15942,7 @@
               <w:rPr>
                 <w:sz w:val="18"/>
               </w:rPr>
-              <w:t>Gate Entry Slip</w:t>
+              <w:t>Electrical Work Permit Print</w:t>
             </w:r>
           </w:p>
         </w:tc>
@@ -15811,7 +15955,7 @@
               <w:rPr>
                 <w:sz w:val="18"/>
               </w:rPr>
-              <w:t>Gate Entry</w:t>
+              <w:t>Electrical Work Permit</w:t>
             </w:r>
           </w:p>
         </w:tc>
@@ -15826,7 +15970,7 @@
               <w:rPr>
                 <w:sz w:val="18"/>
               </w:rPr>
-              <w:t>Gate Pass Slip</w:t>
+              <w:t>Gate Entry Slip</w:t>
             </w:r>
           </w:p>
         </w:tc>
@@ -15839,7 +15983,7 @@
               <w:rPr>
                 <w:sz w:val="18"/>
               </w:rPr>
-              <w:t>Gate Pass</w:t>
+              <w:t>Gate Entry</w:t>
             </w:r>
           </w:p>
         </w:tc>
@@ -15854,7 +15998,7 @@
               <w:rPr>
                 <w:sz w:val="18"/>
               </w:rPr>
-              <w:t>Labour ID Card</w:t>
+              <w:t>Gate Pass Slip</w:t>
             </w:r>
           </w:p>
         </w:tc>
@@ -15867,7 +16011,7 @@
               <w:rPr>
                 <w:sz w:val="18"/>
               </w:rPr>
-              <w:t>Labour Master</w:t>
+              <w:t>Gate Pass</w:t>
             </w:r>
           </w:p>
         </w:tc>
@@ -15882,7 +16026,7 @@
               <w:rPr>
                 <w:sz w:val="18"/>
               </w:rPr>
-              <w:t>Material Request Slip</w:t>
+              <w:t>Labour ID Card</w:t>
             </w:r>
           </w:p>
         </w:tc>
@@ -15895,7 +16039,7 @@
               <w:rPr>
                 <w:sz w:val="18"/>
               </w:rPr>
-              <w:t>Material Request</w:t>
+              <w:t>Labour Master</w:t>
             </w:r>
           </w:p>
         </w:tc>
@@ -15910,7 +16054,7 @@
               <w:rPr>
                 <w:sz w:val="18"/>
               </w:rPr>
-              <w:t>Safety Work Permit Print</w:t>
+              <w:t>Material Request Slip</w:t>
             </w:r>
           </w:p>
         </w:tc>
@@ -15923,7 +16067,7 @@
               <w:rPr>
                 <w:sz w:val="18"/>
               </w:rPr>
-              <w:t>Safety Work Permit</w:t>
+              <w:t>Material Request</w:t>
             </w:r>
           </w:p>
         </w:tc>
@@ -15938,6 +16082,34 @@
               <w:rPr>
                 <w:sz w:val="18"/>
               </w:rPr>
+              <w:t>Safety Work Permit Print</w:t>
+            </w:r>
+          </w:p>
+        </w:tc>
+        <w:tc>
+          <w:tcPr>
+            <w:tcW w:type="dxa" w:w="4320"/>
+          </w:tcPr>
+          <w:p>
+            <w:r>
+              <w:rPr>
+                <w:sz w:val="18"/>
+              </w:rPr>
+              <w:t>Safety Work Permit</w:t>
+            </w:r>
+          </w:p>
+        </w:tc>
+      </w:tr>
+      <w:tr>
+        <w:tc>
+          <w:tcPr>
+            <w:tcW w:type="dxa" w:w="4320"/>
+          </w:tcPr>
+          <w:p>
+            <w:r>
+              <w:rPr>
+                <w:sz w:val="18"/>
+              </w:rPr>
               <w:t>Staff ID Card</w:t>
             </w:r>
           </w:p>
@@ -15952,6 +16124,34 @@
                 <w:sz w:val="18"/>
               </w:rPr>
               <w:t>Employee</w:t>
+            </w:r>
+          </w:p>
+        </w:tc>
+      </w:tr>
+      <w:tr>
+        <w:tc>
+          <w:tcPr>
+            <w:tcW w:type="dxa" w:w="4320"/>
+          </w:tcPr>
+          <w:p>
+            <w:r>
+              <w:rPr>
+                <w:sz w:val="18"/>
+              </w:rPr>
+              <w:t>Temporary Gate Slip</w:t>
+            </w:r>
+          </w:p>
+        </w:tc>
+        <w:tc>
+          <w:tcPr>
+            <w:tcW w:type="dxa" w:w="4320"/>
+          </w:tcPr>
+          <w:p>
+            <w:r>
+              <w:rPr>
+                <w:sz w:val="18"/>
+              </w:rPr>
+              <w:t>Gate Entry</w:t>
             </w:r>
           </w:p>
         </w:tc>
@@ -16528,7 +16728,7 @@
               <w:rPr>
                 <w:sz w:val="18"/>
               </w:rPr>
-              <w:t>3</w:t>
+              <w:t>4</w:t>
             </w:r>
           </w:p>
         </w:tc>
@@ -16947,6 +17147,77 @@
       </w:pPr>
       <w:r>
         <w:t>11. Change Log</w:t>
+      </w:r>
+    </w:p>
+    <w:p>
+      <w:pPr>
+        <w:pStyle w:val="Heading2"/>
+      </w:pPr>
+      <w:r>
+        <w:t>2026-07-07 — Attendance, thermal slips, temp/tools scans, workflows OFF</w:t>
+      </w:r>
+    </w:p>
+    <w:p>
+      <w:r>
+        <w:rPr>
+          <w:b w:val="0"/>
+          <w:sz w:val="20"/>
+        </w:rPr>
+        <w:t>•  Staff attendance via HRMS: gate scans create Employee Checkins; a default 'Site General Shift' (auto-attendance) marks HRMS Attendance. Labour Attendance Register + Staff Attendance Summary reports on Manpower Manager.</w:t>
+      </w:r>
+    </w:p>
+    <w:p>
+      <w:r>
+        <w:rPr>
+          <w:b w:val="0"/>
+          <w:sz w:val="20"/>
+        </w:rPr>
+        <w:t>•  Temporary Gate Slip flow (scan station 'Temp Pass'): quick-register/lost-card, TMP-&lt;gate entry&gt; QR works same day, rejected as EXPIRED next day.</w:t>
+      </w:r>
+    </w:p>
+    <w:p>
+      <w:r>
+        <w:rPr>
+          <w:b w:val="0"/>
+          <w:sz w:val="20"/>
+        </w:rPr>
+        <w:t>•  ALL gate slips redesigned to one thermal size (ROLL_WIDTH_MM=80, ~72mm, monochrome, ~30mm QR, @page continuous). Office docs (Daily Progress, Material Request) stay A4.</w:t>
+      </w:r>
+    </w:p>
+    <w:p>
+      <w:r>
+        <w:rPr>
+          <w:b w:val="0"/>
+          <w:sz w:val="20"/>
+        </w:rPr>
+        <w:t>•  All 5 workflows deactivated (WORKFLOWS_ACTIVE=False) for build-out; status fields made editable. Re-enable = one-line change + migrate (see manual go-live checklist).</w:t>
+      </w:r>
+    </w:p>
+    <w:p>
+      <w:r>
+        <w:rPr>
+          <w:b w:val="0"/>
+          <w:sz w:val="20"/>
+        </w:rPr>
+        <w:t>•  Contractor Tools: Contractor Tools Slip (TOOL- QR), scan opens the register, mismatch flag intact; shortcut added to Manpower (gate) + Site Safety.</w:t>
+      </w:r>
+    </w:p>
+    <w:p>
+      <w:r>
+        <w:rPr>
+          <w:b w:val="0"/>
+          <w:sz w:val="20"/>
+        </w:rPr>
+        <w:t>•  Scan Station UX: searchable Plant Section link control, loud result card with record link + Print Slip button, recent-activity list, Temp Pass / Tools In buttons.</w:t>
+      </w:r>
+    </w:p>
+    <w:p>
+      <w:r>
+        <w:rPr>
+          <w:b w:val="0"/>
+          <w:sz w:val="20"/>
+        </w:rPr>
+        <w:t>•  Audit extended for all of the above (0 FAIL); docs moved to Downloads/BENKAS PM.</w:t>
       </w:r>
     </w:p>
     <w:p>

--- a/docs/Benkas_ERP_System_Documentation.docx
+++ b/docs/Benkas_ERP_System_Documentation.docx
@@ -34,7 +34,7 @@
         <w:rPr>
           <w:sz w:val="20"/>
         </w:rPr>
-        <w:t>Custom app on ERPNext v16 + HRMS  |  Ramshy Bio Pvt. Ltd.  |  Generated 06 Jul 2026 20:21</w:t>
+        <w:t>Custom app on ERPNext v16 + HRMS  |  Ramshy Bio Pvt. Ltd.  |  Generated 06 Jul 2026 23:58</w:t>
       </w:r>
     </w:p>
     <w:p>
@@ -703,6 +703,71 @@
               <w:rPr>
                 <w:sz w:val="18"/>
               </w:rPr>
+              <w:t>default_duration_days</w:t>
+            </w:r>
+          </w:p>
+        </w:tc>
+        <w:tc>
+          <w:tcPr>
+            <w:tcW w:type="dxa" w:w="1728"/>
+          </w:tcPr>
+          <w:p>
+            <w:r>
+              <w:rPr>
+                <w:sz w:val="18"/>
+              </w:rPr>
+              <w:t>Default Duration (days)</w:t>
+            </w:r>
+          </w:p>
+        </w:tc>
+        <w:tc>
+          <w:tcPr>
+            <w:tcW w:type="dxa" w:w="1728"/>
+          </w:tcPr>
+          <w:p>
+            <w:r>
+              <w:rPr>
+                <w:sz w:val="18"/>
+              </w:rPr>
+              <w:t>Int</w:t>
+            </w:r>
+          </w:p>
+        </w:tc>
+        <w:tc>
+          <w:tcPr>
+            <w:tcW w:type="dxa" w:w="1728"/>
+          </w:tcPr>
+          <w:p>
+            <w:r>
+              <w:rPr>
+                <w:sz w:val="18"/>
+              </w:rPr>
+            </w:r>
+          </w:p>
+        </w:tc>
+        <w:tc>
+          <w:tcPr>
+            <w:tcW w:type="dxa" w:w="1728"/>
+          </w:tcPr>
+          <w:p>
+            <w:r>
+              <w:rPr>
+                <w:sz w:val="18"/>
+              </w:rPr>
+            </w:r>
+          </w:p>
+        </w:tc>
+      </w:tr>
+      <w:tr>
+        <w:tc>
+          <w:tcPr>
+            <w:tcW w:type="dxa" w:w="1728"/>
+          </w:tcPr>
+          <w:p>
+            <w:r>
+              <w:rPr>
+                <w:sz w:val="18"/>
+              </w:rPr>
               <w:t>is_active</w:t>
             </w:r>
           </w:p>
@@ -2507,6 +2572,71 @@
               <w:rPr>
                 <w:sz w:val="18"/>
               </w:rPr>
+              <w:t>section_start_date</w:t>
+            </w:r>
+          </w:p>
+        </w:tc>
+        <w:tc>
+          <w:tcPr>
+            <w:tcW w:type="dxa" w:w="1728"/>
+          </w:tcPr>
+          <w:p>
+            <w:r>
+              <w:rPr>
+                <w:sz w:val="18"/>
+              </w:rPr>
+              <w:t>Section Start Date</w:t>
+            </w:r>
+          </w:p>
+        </w:tc>
+        <w:tc>
+          <w:tcPr>
+            <w:tcW w:type="dxa" w:w="1728"/>
+          </w:tcPr>
+          <w:p>
+            <w:r>
+              <w:rPr>
+                <w:sz w:val="18"/>
+              </w:rPr>
+              <w:t>Date</w:t>
+            </w:r>
+          </w:p>
+        </w:tc>
+        <w:tc>
+          <w:tcPr>
+            <w:tcW w:type="dxa" w:w="1728"/>
+          </w:tcPr>
+          <w:p>
+            <w:r>
+              <w:rPr>
+                <w:sz w:val="18"/>
+              </w:rPr>
+            </w:r>
+          </w:p>
+        </w:tc>
+        <w:tc>
+          <w:tcPr>
+            <w:tcW w:type="dxa" w:w="1728"/>
+          </w:tcPr>
+          <w:p>
+            <w:r>
+              <w:rPr>
+                <w:sz w:val="18"/>
+              </w:rPr>
+            </w:r>
+          </w:p>
+        </w:tc>
+      </w:tr>
+      <w:tr>
+        <w:tc>
+          <w:tcPr>
+            <w:tcW w:type="dxa" w:w="1728"/>
+          </w:tcPr>
+          <w:p>
+            <w:r>
+              <w:rPr>
+                <w:sz w:val="18"/>
+              </w:rPr>
               <w:t>warehouse</w:t>
             </w:r>
           </w:p>
@@ -14994,7 +15124,7 @@
               <w:rPr>
                 <w:sz w:val="18"/>
               </w:rPr>
-              <w:t>Generator Consumption MIS</w:t>
+              <w:t>Gate Register</w:t>
             </w:r>
           </w:p>
         </w:tc>
@@ -15007,7 +15137,7 @@
               <w:rPr>
                 <w:sz w:val="18"/>
               </w:rPr>
-              <w:t>Generator Log</w:t>
+              <w:t>Gate Entry</w:t>
             </w:r>
           </w:p>
         </w:tc>
@@ -15035,7 +15165,7 @@
               <w:rPr>
                 <w:sz w:val="18"/>
               </w:rPr>
-              <w:t>Labour Attendance Register</w:t>
+              <w:t>Generator Consumption MIS</w:t>
             </w:r>
           </w:p>
         </w:tc>
@@ -15048,7 +15178,7 @@
               <w:rPr>
                 <w:sz w:val="18"/>
               </w:rPr>
-              <w:t>Gate Entry</w:t>
+              <w:t>Generator Log</w:t>
             </w:r>
           </w:p>
         </w:tc>
@@ -15076,7 +15206,7 @@
               <w:rPr>
                 <w:sz w:val="18"/>
               </w:rPr>
-              <w:t>Late Entry and OT Report</w:t>
+              <w:t>Labour Attendance Register</w:t>
             </w:r>
           </w:p>
         </w:tc>
@@ -15117,7 +15247,7 @@
               <w:rPr>
                 <w:sz w:val="18"/>
               </w:rPr>
-              <w:t>Material Received vs Issued</w:t>
+              <w:t>Late Entry and OT Report</w:t>
             </w:r>
           </w:p>
         </w:tc>
@@ -15130,7 +15260,7 @@
               <w:rPr>
                 <w:sz w:val="18"/>
               </w:rPr>
-              <w:t>Stock Entry</w:t>
+              <w:t>Gate Entry</w:t>
             </w:r>
           </w:p>
         </w:tc>
@@ -15158,7 +15288,7 @@
               <w:rPr>
                 <w:sz w:val="18"/>
               </w:rPr>
-              <w:t>Material Section Stock Balance</w:t>
+              <w:t>Material Consumption by Item</w:t>
             </w:r>
           </w:p>
         </w:tc>
@@ -15171,7 +15301,7 @@
               <w:rPr>
                 <w:sz w:val="18"/>
               </w:rPr>
-              <w:t>Plant Section</w:t>
+              <w:t>Daily Material Consumed</w:t>
             </w:r>
           </w:p>
         </w:tc>
@@ -15199,7 +15329,7 @@
               <w:rPr>
                 <w:sz w:val="18"/>
               </w:rPr>
-              <w:t>QC Rejection Report</w:t>
+              <w:t>Material Received vs Issued</w:t>
             </w:r>
           </w:p>
         </w:tc>
@@ -15212,7 +15342,7 @@
               <w:rPr>
                 <w:sz w:val="18"/>
               </w:rPr>
-              <w:t>Quality Inspection</w:t>
+              <w:t>Stock Entry</w:t>
             </w:r>
           </w:p>
         </w:tc>
@@ -15240,7 +15370,7 @@
               <w:rPr>
                 <w:sz w:val="18"/>
               </w:rPr>
-              <w:t>Safety Violations by Contractor</w:t>
+              <w:t>Material Section Stock Balance</w:t>
             </w:r>
           </w:p>
         </w:tc>
@@ -15253,7 +15383,7 @@
               <w:rPr>
                 <w:sz w:val="18"/>
               </w:rPr>
-              <w:t>Safety Violation Log</w:t>
+              <w:t>Plant Section</w:t>
             </w:r>
           </w:p>
         </w:tc>
@@ -15281,7 +15411,7 @@
               <w:rPr>
                 <w:sz w:val="18"/>
               </w:rPr>
-              <w:t>Safety Violations Summary</w:t>
+              <w:t>QC Rejection Report</w:t>
             </w:r>
           </w:p>
         </w:tc>
@@ -15294,7 +15424,7 @@
               <w:rPr>
                 <w:sz w:val="18"/>
               </w:rPr>
-              <w:t>Safety Violation Log</w:t>
+              <w:t>Quality Inspection</w:t>
             </w:r>
           </w:p>
         </w:tc>
@@ -15322,7 +15452,7 @@
               <w:rPr>
                 <w:sz w:val="18"/>
               </w:rPr>
-              <w:t>Section Progress - Planned vs Actual</w:t>
+              <w:t>Safety Violations by Contractor</w:t>
             </w:r>
           </w:p>
         </w:tc>
@@ -15335,7 +15465,7 @@
               <w:rPr>
                 <w:sz w:val="18"/>
               </w:rPr>
-              <w:t>Daily Progress Log</w:t>
+              <w:t>Safety Violation Log</w:t>
             </w:r>
           </w:p>
         </w:tc>
@@ -15363,7 +15493,7 @@
               <w:rPr>
                 <w:sz w:val="18"/>
               </w:rPr>
-              <w:t>Section WBS Progress</w:t>
+              <w:t>Safety Violations Summary</w:t>
             </w:r>
           </w:p>
         </w:tc>
@@ -15376,7 +15506,7 @@
               <w:rPr>
                 <w:sz w:val="18"/>
               </w:rPr>
-              <w:t>Task</w:t>
+              <w:t>Safety Violation Log</w:t>
             </w:r>
           </w:p>
         </w:tc>
@@ -15404,7 +15534,7 @@
               <w:rPr>
                 <w:sz w:val="18"/>
               </w:rPr>
-              <w:t>Staff Attendance Summary</w:t>
+              <w:t>Section Manpower &amp; Work Log</w:t>
             </w:r>
           </w:p>
         </w:tc>
@@ -15417,7 +15547,7 @@
               <w:rPr>
                 <w:sz w:val="18"/>
               </w:rPr>
-              <w:t>Attendance</w:t>
+              <w:t>Daily Progress Log</w:t>
             </w:r>
           </w:p>
         </w:tc>
@@ -15445,6 +15575,129 @@
               <w:rPr>
                 <w:sz w:val="18"/>
               </w:rPr>
+              <w:t>Section Progress - Planned vs Actual</w:t>
+            </w:r>
+          </w:p>
+        </w:tc>
+        <w:tc>
+          <w:tcPr>
+            <w:tcW w:type="dxa" w:w="2880"/>
+          </w:tcPr>
+          <w:p>
+            <w:r>
+              <w:rPr>
+                <w:sz w:val="18"/>
+              </w:rPr>
+              <w:t>Daily Progress Log</w:t>
+            </w:r>
+          </w:p>
+        </w:tc>
+        <w:tc>
+          <w:tcPr>
+            <w:tcW w:type="dxa" w:w="2880"/>
+          </w:tcPr>
+          <w:p>
+            <w:r>
+              <w:rPr>
+                <w:sz w:val="18"/>
+              </w:rPr>
+              <w:t>Query Report</w:t>
+            </w:r>
+          </w:p>
+        </w:tc>
+      </w:tr>
+      <w:tr>
+        <w:tc>
+          <w:tcPr>
+            <w:tcW w:type="dxa" w:w="2880"/>
+          </w:tcPr>
+          <w:p>
+            <w:r>
+              <w:rPr>
+                <w:sz w:val="18"/>
+              </w:rPr>
+              <w:t>Section WBS Progress</w:t>
+            </w:r>
+          </w:p>
+        </w:tc>
+        <w:tc>
+          <w:tcPr>
+            <w:tcW w:type="dxa" w:w="2880"/>
+          </w:tcPr>
+          <w:p>
+            <w:r>
+              <w:rPr>
+                <w:sz w:val="18"/>
+              </w:rPr>
+              <w:t>Task</w:t>
+            </w:r>
+          </w:p>
+        </w:tc>
+        <w:tc>
+          <w:tcPr>
+            <w:tcW w:type="dxa" w:w="2880"/>
+          </w:tcPr>
+          <w:p>
+            <w:r>
+              <w:rPr>
+                <w:sz w:val="18"/>
+              </w:rPr>
+              <w:t>Query Report</w:t>
+            </w:r>
+          </w:p>
+        </w:tc>
+      </w:tr>
+      <w:tr>
+        <w:tc>
+          <w:tcPr>
+            <w:tcW w:type="dxa" w:w="2880"/>
+          </w:tcPr>
+          <w:p>
+            <w:r>
+              <w:rPr>
+                <w:sz w:val="18"/>
+              </w:rPr>
+              <w:t>Staff Attendance Summary</w:t>
+            </w:r>
+          </w:p>
+        </w:tc>
+        <w:tc>
+          <w:tcPr>
+            <w:tcW w:type="dxa" w:w="2880"/>
+          </w:tcPr>
+          <w:p>
+            <w:r>
+              <w:rPr>
+                <w:sz w:val="18"/>
+              </w:rPr>
+              <w:t>Attendance</w:t>
+            </w:r>
+          </w:p>
+        </w:tc>
+        <w:tc>
+          <w:tcPr>
+            <w:tcW w:type="dxa" w:w="2880"/>
+          </w:tcPr>
+          <w:p>
+            <w:r>
+              <w:rPr>
+                <w:sz w:val="18"/>
+              </w:rPr>
+              <w:t>Query Report</w:t>
+            </w:r>
+          </w:p>
+        </w:tc>
+      </w:tr>
+      <w:tr>
+        <w:tc>
+          <w:tcPr>
+            <w:tcW w:type="dxa" w:w="2880"/>
+          </w:tcPr>
+          <w:p>
+            <w:r>
+              <w:rPr>
+                <w:sz w:val="18"/>
+              </w:rPr>
               <w:t>Vehicle Utilisation</w:t>
             </w:r>
           </w:p>
@@ -15459,6 +15712,47 @@
                 <w:sz w:val="18"/>
               </w:rPr>
               <w:t>Site Vehicle Log</w:t>
+            </w:r>
+          </w:p>
+        </w:tc>
+        <w:tc>
+          <w:tcPr>
+            <w:tcW w:type="dxa" w:w="2880"/>
+          </w:tcPr>
+          <w:p>
+            <w:r>
+              <w:rPr>
+                <w:sz w:val="18"/>
+              </w:rPr>
+              <w:t>Query Report</w:t>
+            </w:r>
+          </w:p>
+        </w:tc>
+      </w:tr>
+      <w:tr>
+        <w:tc>
+          <w:tcPr>
+            <w:tcW w:type="dxa" w:w="2880"/>
+          </w:tcPr>
+          <w:p>
+            <w:r>
+              <w:rPr>
+                <w:sz w:val="18"/>
+              </w:rPr>
+              <w:t>Visitor Register Summary</w:t>
+            </w:r>
+          </w:p>
+        </w:tc>
+        <w:tc>
+          <w:tcPr>
+            <w:tcW w:type="dxa" w:w="2880"/>
+          </w:tcPr>
+          <w:p>
+            <w:r>
+              <w:rPr>
+                <w:sz w:val="18"/>
+              </w:rPr>
+              <w:t>Visitor Log</w:t>
             </w:r>
           </w:p>
         </w:tc>
@@ -15591,7 +15885,7 @@
               <w:rPr>
                 <w:sz w:val="18"/>
               </w:rPr>
-              <w:t>Manpower Manager</w:t>
+              <w:t>Gate Management</w:t>
             </w:r>
           </w:p>
         </w:tc>
@@ -15604,7 +15898,7 @@
               <w:rPr>
                 <w:sz w:val="18"/>
               </w:rPr>
-              <w:t>users</w:t>
+              <w:t>door-open</w:t>
             </w:r>
           </w:p>
         </w:tc>
@@ -15632,6 +15926,47 @@
               <w:rPr>
                 <w:sz w:val="18"/>
               </w:rPr>
+              <w:t>Manpower Manager</w:t>
+            </w:r>
+          </w:p>
+        </w:tc>
+        <w:tc>
+          <w:tcPr>
+            <w:tcW w:type="dxa" w:w="2880"/>
+          </w:tcPr>
+          <w:p>
+            <w:r>
+              <w:rPr>
+                <w:sz w:val="18"/>
+              </w:rPr>
+              <w:t>users</w:t>
+            </w:r>
+          </w:p>
+        </w:tc>
+        <w:tc>
+          <w:tcPr>
+            <w:tcW w:type="dxa" w:w="2880"/>
+          </w:tcPr>
+          <w:p>
+            <w:r>
+              <w:rPr>
+                <w:sz w:val="18"/>
+              </w:rPr>
+              <w:t>System Manager, Benkas Project Manager, Section Incharge</w:t>
+            </w:r>
+          </w:p>
+        </w:tc>
+      </w:tr>
+      <w:tr>
+        <w:tc>
+          <w:tcPr>
+            <w:tcW w:type="dxa" w:w="2880"/>
+          </w:tcPr>
+          <w:p>
+            <w:r>
+              <w:rPr>
+                <w:sz w:val="18"/>
+              </w:rPr>
               <w:t>Material and Purchase</w:t>
             </w:r>
           </w:p>
@@ -15658,7 +15993,7 @@
               <w:rPr>
                 <w:sz w:val="18"/>
               </w:rPr>
-              <w:t>System Manager, Benkas Project Manager, Stores Weighbridge Operator, Gate Security</w:t>
+              <w:t>System Manager, Benkas Project Manager, Stores Weighbridge Operator</w:t>
             </w:r>
           </w:p>
         </w:tc>
@@ -16572,6 +16907,47 @@
                 <w:sz w:val="18"/>
               </w:rPr>
               <w:t>Flag overdue passes (Out → Overdue)</w:t>
+            </w:r>
+          </w:p>
+        </w:tc>
+      </w:tr>
+      <w:tr>
+        <w:tc>
+          <w:tcPr>
+            <w:tcW w:type="dxa" w:w="2880"/>
+          </w:tcPr>
+          <w:p>
+            <w:r>
+              <w:rPr>
+                <w:sz w:val="18"/>
+              </w:rPr>
+              <w:t>weekly</w:t>
+            </w:r>
+          </w:p>
+        </w:tc>
+        <w:tc>
+          <w:tcPr>
+            <w:tcW w:type="dxa" w:w="2880"/>
+          </w:tcPr>
+          <w:p>
+            <w:r>
+              <w:rPr>
+                <w:sz w:val="18"/>
+              </w:rPr>
+              <w:t>(scheduler)</w:t>
+            </w:r>
+          </w:p>
+        </w:tc>
+        <w:tc>
+          <w:tcPr>
+            <w:tcW w:type="dxa" w:w="2880"/>
+          </w:tcPr>
+          <w:p>
+            <w:r>
+              <w:rPr>
+                <w:sz w:val="18"/>
+              </w:rPr>
+              <w:t>Build the client Weekly MIS pack (.docx) into the BENKAS PM folder</w:t>
             </w:r>
           </w:p>
         </w:tc>
@@ -16728,7 +17104,7 @@
               <w:rPr>
                 <w:sz w:val="18"/>
               </w:rPr>
-              <w:t>4</w:t>
+              <w:t>5</w:t>
             </w:r>
           </w:p>
         </w:tc>
@@ -17147,6 +17523,103 @@
       </w:pPr>
       <w:r>
         <w:t>11. Change Log</w:t>
+      </w:r>
+    </w:p>
+    <w:p>
+      <w:pPr>
+        <w:pStyle w:val="Heading2"/>
+      </w:pPr>
+      <w:r>
+        <w:t>2026-07-07 — Section 360, task planning &amp; the weekly client MIS pack</w:t>
+      </w:r>
+    </w:p>
+    <w:p>
+      <w:r>
+        <w:rPr>
+          <w:b w:val="0"/>
+          <w:sz w:val="20"/>
+        </w:rPr>
+        <w:t>•  Task planning: every section sub-task now carries a tentative start/end date + weight, pre-filled from a new Plant Section 'Section Start Date' + each Construction Activity's 'Default Duration (days)'. Overdue (past end, &lt;100%) = Delayed everywhere.</w:t>
+      </w:r>
+    </w:p>
+    <w:p>
+      <w:r>
+        <w:rPr>
+          <w:b w:val="0"/>
+          <w:sz w:val="20"/>
+        </w:rPr>
+        <w:t>•  Section Task Planner desk page (/app/section-task-planner): editable grid of one section's 9 activities — set/cascade dates, tune weights (green when they sum to 1.00), save straight to the Task records.</w:t>
+      </w:r>
+    </w:p>
+    <w:p>
+      <w:r>
+        <w:rPr>
+          <w:b w:val="0"/>
+          <w:sz w:val="20"/>
+        </w:rPr>
+        <w:t>•  Section 360 desk page (/app/section-360): one whitelisted get_section_360(section) returns header (actual vs planned %, On Track/Delayed), task checklist, manpower, material and recent-activity blocks; a Mark-Done action sets Task=100% and rolls the section up. Shortcuts on Work Schedule and Benkas MIS. No new doctypes.</w:t>
+      </w:r>
+    </w:p>
+    <w:p>
+      <w:r>
+        <w:rPr>
+          <w:b w:val="0"/>
+          <w:sz w:val="20"/>
+        </w:rPr>
+        <w:t>•  Client Weekly MIS pack (setup/client_mis.py build()): presentation-grade A4 .docx — cover scorecard, section-wise table, per-section detail x12, manpower &amp; material annexes, exceptions page. Weekly scheduler drops it in BENKAS PM; sample committed to docs/.</w:t>
+      </w:r>
+    </w:p>
+    <w:p>
+      <w:r>
+        <w:rPr>
+          <w:b w:val="0"/>
+          <w:sz w:val="20"/>
+        </w:rPr>
+        <w:t>•  3 new reports: Section Manpower &amp; Work Log, Material Consumption by Item, Visitor Register Summary (wired onto their workspaces).</w:t>
+      </w:r>
+    </w:p>
+    <w:p>
+      <w:r>
+        <w:rPr>
+          <w:b w:val="0"/>
+          <w:sz w:val="20"/>
+        </w:rPr>
+        <w:t>•  Audit extended (pages render, 360 payload returns every block, planner save roundtrip, mark-complete rollup, client-MIS builds a real docx, weekly scheduler wired) — 0 FAIL.</w:t>
+      </w:r>
+    </w:p>
+    <w:p>
+      <w:pPr>
+        <w:pStyle w:val="Heading2"/>
+      </w:pPr>
+      <w:r>
+        <w:t>2026-07-07 — Gate Management workspace + consolidated Gate Register</w:t>
+      </w:r>
+    </w:p>
+    <w:p>
+      <w:r>
+        <w:rPr>
+          <w:b w:val="0"/>
+          <w:sz w:val="20"/>
+        </w:rPr>
+        <w:t>•  New Gate Management workspace (door-open / cyan) — the single home for everything gate-related: hero Scan Station shortcut, entry/exit doctype shortcuts (Gate Entry, Temporary Passes filtered, Visitor Log, Gate Pass, Contractor Tools, Site Vehicle Log), number cards (people/visitors on site, vehicles out, overdue passes, tools pending) and entries-by-hour / by-category charts.</w:t>
+      </w:r>
+    </w:p>
+    <w:p>
+      <w:r>
+        <w:rPr>
+          <w:b w:val="0"/>
+          <w:sz w:val="20"/>
+        </w:rPr>
+        <w:t>•  Gate Register report: one UNION view of every in/out event (gate entries, visitors, vehicles, receipts, tools, gate passes) with date/type/direction/section/contractor filters.</w:t>
+      </w:r>
+    </w:p>
+    <w:p>
+      <w:r>
+        <w:rPr>
+          <w:b w:val="0"/>
+          <w:sz w:val="20"/>
+        </w:rPr>
+        <w:t>•  Rebalanced the other workspaces; Gate Security's only workspace is now Gate Management (asserted in the audit).</w:t>
       </w:r>
     </w:p>
     <w:p>

--- a/docs/Benkas_ERP_System_Documentation.docx
+++ b/docs/Benkas_ERP_System_Documentation.docx
@@ -34,7 +34,7 @@
         <w:rPr>
           <w:sz w:val="20"/>
         </w:rPr>
-        <w:t>Custom app on ERPNext v16 + HRMS  |  Ramshy Bio Pvt. Ltd.  |  Generated 06 Jul 2026 23:58</w:t>
+        <w:t>Custom app on ERPNext v16 + HRMS  |  Ramshy Bio Pvt. Ltd.  |  Generated 07 Jul 2026 10:49</w:t>
       </w:r>
     </w:p>
     <w:p>
@@ -17384,7 +17384,7 @@
               <w:rPr>
                 <w:sz w:val="18"/>
               </w:rPr>
-              <w:t>1</w:t>
+              <w:t>2</w:t>
             </w:r>
           </w:p>
         </w:tc>

--- a/docs/Benkas_ERP_System_Documentation.docx
+++ b/docs/Benkas_ERP_System_Documentation.docx
@@ -34,7 +34,7 @@
         <w:rPr>
           <w:sz w:val="20"/>
         </w:rPr>
-        <w:t>Custom app on ERPNext v16 + HRMS  |  Ramshy Bio Pvt. Ltd.  |  Generated 07 Jul 2026 10:49</w:t>
+        <w:t>Custom app on ERPNext v16 + HRMS  |  Ramshy Bio Pvt. Ltd.  |  Generated 07 Jul 2026 11:00</w:t>
       </w:r>
     </w:p>
     <w:p>

--- a/docs/Benkas_ERP_System_Documentation.docx
+++ b/docs/Benkas_ERP_System_Documentation.docx
@@ -34,7 +34,7 @@
         <w:rPr>
           <w:sz w:val="20"/>
         </w:rPr>
-        <w:t>Custom app on ERPNext v16 + HRMS  |  Ramshy Bio Pvt. Ltd.  |  Generated 07 Jul 2026 11:00</w:t>
+        <w:t>Custom app on ERPNext v16 + HRMS  |  Ramshy Bio Pvt. Ltd.  |  Generated 07 Jul 2026 11:26</w:t>
       </w:r>
     </w:p>
     <w:p>
@@ -15871,6 +15871,47 @@
                 <w:sz w:val="18"/>
               </w:rPr>
               <w:t>Visible to Roles</w:t>
+            </w:r>
+          </w:p>
+        </w:tc>
+      </w:tr>
+      <w:tr>
+        <w:tc>
+          <w:tcPr>
+            <w:tcW w:type="dxa" w:w="2880"/>
+          </w:tcPr>
+          <w:p>
+            <w:r>
+              <w:rPr>
+                <w:sz w:val="18"/>
+              </w:rPr>
+              <w:t>Benkas ERP</w:t>
+            </w:r>
+          </w:p>
+        </w:tc>
+        <w:tc>
+          <w:tcPr>
+            <w:tcW w:type="dxa" w:w="2880"/>
+          </w:tcPr>
+          <w:p>
+            <w:r>
+              <w:rPr>
+                <w:sz w:val="18"/>
+              </w:rPr>
+              <w:t>factory</w:t>
+            </w:r>
+          </w:p>
+        </w:tc>
+        <w:tc>
+          <w:tcPr>
+            <w:tcW w:type="dxa" w:w="2880"/>
+          </w:tcPr>
+          <w:p>
+            <w:r>
+              <w:rPr>
+                <w:sz w:val="18"/>
+              </w:rPr>
+              <w:t>System Manager, Stores Weighbridge Operator, Section Incharge, Safety Officer, Ramshy Bio Management, Generator Electrical Operator, Gate Security, Benkas Project Manager</w:t>
             </w:r>
           </w:p>
         </w:tc>

--- a/docs/Benkas_ERP_System_Documentation.docx
+++ b/docs/Benkas_ERP_System_Documentation.docx
@@ -34,7 +34,7 @@
         <w:rPr>
           <w:sz w:val="20"/>
         </w:rPr>
-        <w:t>Custom app on ERPNext v16 + HRMS  |  Ramshy Bio Pvt. Ltd.  |  Generated 07 Jul 2026 11:26</w:t>
+        <w:t>Custom app on ERPNext v16 + HRMS  |  Ramshy Bio Pvt. Ltd.  |  Generated 07 Jul 2026 12:40</w:t>
       </w:r>
     </w:p>
     <w:p>
@@ -15871,47 +15871,6 @@
                 <w:sz w:val="18"/>
               </w:rPr>
               <w:t>Visible to Roles</w:t>
-            </w:r>
-          </w:p>
-        </w:tc>
-      </w:tr>
-      <w:tr>
-        <w:tc>
-          <w:tcPr>
-            <w:tcW w:type="dxa" w:w="2880"/>
-          </w:tcPr>
-          <w:p>
-            <w:r>
-              <w:rPr>
-                <w:sz w:val="18"/>
-              </w:rPr>
-              <w:t>Benkas ERP</w:t>
-            </w:r>
-          </w:p>
-        </w:tc>
-        <w:tc>
-          <w:tcPr>
-            <w:tcW w:type="dxa" w:w="2880"/>
-          </w:tcPr>
-          <w:p>
-            <w:r>
-              <w:rPr>
-                <w:sz w:val="18"/>
-              </w:rPr>
-              <w:t>factory</w:t>
-            </w:r>
-          </w:p>
-        </w:tc>
-        <w:tc>
-          <w:tcPr>
-            <w:tcW w:type="dxa" w:w="2880"/>
-          </w:tcPr>
-          <w:p>
-            <w:r>
-              <w:rPr>
-                <w:sz w:val="18"/>
-              </w:rPr>
-              <w:t>System Manager, Stores Weighbridge Operator, Section Incharge, Safety Officer, Ramshy Bio Management, Generator Electrical Operator, Gate Security, Benkas Project Manager</w:t>
             </w:r>
           </w:p>
         </w:tc>

--- a/docs/Benkas_ERP_System_Documentation.docx
+++ b/docs/Benkas_ERP_System_Documentation.docx
@@ -34,7 +34,7 @@
         <w:rPr>
           <w:sz w:val="20"/>
         </w:rPr>
-        <w:t>Custom app on ERPNext v16 + HRMS  |  Ramshy Bio Pvt. Ltd.  |  Generated 07 Jul 2026 12:40</w:t>
+        <w:t>Custom app on ERPNext v16 + HRMS  |  Ramshy Bio Pvt. Ltd.  |  Generated 07 Jul 2026 13:02</w:t>
       </w:r>
     </w:p>
     <w:p>
@@ -15150,7 +15150,7 @@
               <w:rPr>
                 <w:sz w:val="18"/>
               </w:rPr>
-              <w:t>Query Report</w:t>
+              <w:t>Script Report</w:t>
             </w:r>
           </w:p>
         </w:tc>

--- a/docs/Benkas_ERP_System_Documentation.docx
+++ b/docs/Benkas_ERP_System_Documentation.docx
@@ -34,7 +34,7 @@
         <w:rPr>
           <w:sz w:val="20"/>
         </w:rPr>
-        <w:t>Custom app on ERPNext v16 + HRMS  |  Ramshy Bio Pvt. Ltd.  |  Generated 07 Jul 2026 13:02</w:t>
+        <w:t>Custom app on ERPNext v16 + HRMS  |  Ramshy Bio Pvt. Ltd.  |  Generated 07 Jul 2026 13:18</w:t>
       </w:r>
     </w:p>
     <w:p>

--- a/docs/Benkas_ERP_System_Documentation.docx
+++ b/docs/Benkas_ERP_System_Documentation.docx
@@ -34,7 +34,7 @@
         <w:rPr>
           <w:sz w:val="20"/>
         </w:rPr>
-        <w:t>Custom app on ERPNext v16 + HRMS  |  Ramshy Bio Pvt. Ltd.  |  Generated 07 Jul 2026 13:18</w:t>
+        <w:t>Custom app on ERPNext v16 + HRMS  |  Ramshy Bio Pvt. Ltd.  |  Generated 09 Jul 2026 05:56</w:t>
       </w:r>
     </w:p>
     <w:p>
@@ -213,7 +213,7 @@
               <w:rPr>
                 <w:sz w:val="18"/>
               </w:rPr>
-              <w:t>frappe, erpnext, benkas_erp, hrms</w:t>
+              <w:t>frappe, erpnext, benkas_erp, hrms, benkas</w:t>
             </w:r>
           </w:p>
         </w:tc>
@@ -296,7 +296,7 @@
         <w:rPr>
           <w:b w:val="0"/>
         </w:rPr>
-        <w:t>Documents: Construction Activity, Contractor, Delay Reason, Labour Master, Plant Section</w:t>
+        <w:t>Documents: Construction Activity, Contractor, Delay Reason, Labour Master, Plant Section, Progress Status</w:t>
       </w:r>
     </w:p>
     <w:p>
@@ -2897,6 +2897,379 @@
         <w:pStyle w:val="Heading2"/>
       </w:pPr>
       <w:r>
+        <w:t>Progress Status  (Benkas Core)</w:t>
+      </w:r>
+    </w:p>
+    <w:p>
+      <w:r>
+        <w:rPr>
+          <w:b w:val="0"/>
+          <w:sz w:val="18"/>
+        </w:rPr>
+        <w:t>Autoname: field:status_name    Submittable: No</w:t>
+      </w:r>
+    </w:p>
+    <w:tbl>
+      <w:tblPr>
+        <w:tblStyle w:val="LightGrid-Accent1"/>
+        <w:tblW w:type="auto" w:w="0"/>
+        <w:tblLook w:firstColumn="1" w:firstRow="1" w:lastColumn="0" w:lastRow="0" w:noHBand="0" w:noVBand="1" w:val="04A0"/>
+      </w:tblPr>
+      <w:tblGrid>
+        <w:gridCol w:w="1728"/>
+        <w:gridCol w:w="1728"/>
+        <w:gridCol w:w="1728"/>
+        <w:gridCol w:w="1728"/>
+        <w:gridCol w:w="1728"/>
+      </w:tblGrid>
+      <w:tr>
+        <w:tc>
+          <w:tcPr>
+            <w:tcW w:type="dxa" w:w="1728"/>
+          </w:tcPr>
+          <w:p>
+            <w:r>
+              <w:rPr>
+                <w:b/>
+                <w:sz w:val="18"/>
+              </w:rPr>
+              <w:t>Fieldname</w:t>
+            </w:r>
+          </w:p>
+        </w:tc>
+        <w:tc>
+          <w:tcPr>
+            <w:tcW w:type="dxa" w:w="1728"/>
+          </w:tcPr>
+          <w:p>
+            <w:r>
+              <w:rPr>
+                <w:b/>
+                <w:sz w:val="18"/>
+              </w:rPr>
+              <w:t>Label</w:t>
+            </w:r>
+          </w:p>
+        </w:tc>
+        <w:tc>
+          <w:tcPr>
+            <w:tcW w:type="dxa" w:w="1728"/>
+          </w:tcPr>
+          <w:p>
+            <w:r>
+              <w:rPr>
+                <w:b/>
+                <w:sz w:val="18"/>
+              </w:rPr>
+              <w:t>Type</w:t>
+            </w:r>
+          </w:p>
+        </w:tc>
+        <w:tc>
+          <w:tcPr>
+            <w:tcW w:type="dxa" w:w="1728"/>
+          </w:tcPr>
+          <w:p>
+            <w:r>
+              <w:rPr>
+                <w:b/>
+                <w:sz w:val="18"/>
+              </w:rPr>
+              <w:t>Options</w:t>
+            </w:r>
+          </w:p>
+        </w:tc>
+        <w:tc>
+          <w:tcPr>
+            <w:tcW w:type="dxa" w:w="1728"/>
+          </w:tcPr>
+          <w:p>
+            <w:r>
+              <w:rPr>
+                <w:b/>
+                <w:sz w:val="18"/>
+              </w:rPr>
+              <w:t>Flags</w:t>
+            </w:r>
+          </w:p>
+        </w:tc>
+      </w:tr>
+      <w:tr>
+        <w:tc>
+          <w:tcPr>
+            <w:tcW w:type="dxa" w:w="1728"/>
+          </w:tcPr>
+          <w:p>
+            <w:r>
+              <w:rPr>
+                <w:sz w:val="18"/>
+              </w:rPr>
+              <w:t>status_name</w:t>
+            </w:r>
+          </w:p>
+        </w:tc>
+        <w:tc>
+          <w:tcPr>
+            <w:tcW w:type="dxa" w:w="1728"/>
+          </w:tcPr>
+          <w:p>
+            <w:r>
+              <w:rPr>
+                <w:sz w:val="18"/>
+              </w:rPr>
+              <w:t>Status</w:t>
+            </w:r>
+          </w:p>
+        </w:tc>
+        <w:tc>
+          <w:tcPr>
+            <w:tcW w:type="dxa" w:w="1728"/>
+          </w:tcPr>
+          <w:p>
+            <w:r>
+              <w:rPr>
+                <w:sz w:val="18"/>
+              </w:rPr>
+              <w:t>Data</w:t>
+            </w:r>
+          </w:p>
+        </w:tc>
+        <w:tc>
+          <w:tcPr>
+            <w:tcW w:type="dxa" w:w="1728"/>
+          </w:tcPr>
+          <w:p>
+            <w:r>
+              <w:rPr>
+                <w:sz w:val="18"/>
+              </w:rPr>
+            </w:r>
+          </w:p>
+        </w:tc>
+        <w:tc>
+          <w:tcPr>
+            <w:tcW w:type="dxa" w:w="1728"/>
+          </w:tcPr>
+          <w:p>
+            <w:r>
+              <w:rPr>
+                <w:sz w:val="18"/>
+              </w:rPr>
+              <w:t>required, unique</w:t>
+            </w:r>
+          </w:p>
+        </w:tc>
+      </w:tr>
+      <w:tr>
+        <w:tc>
+          <w:tcPr>
+            <w:tcW w:type="dxa" w:w="1728"/>
+          </w:tcPr>
+          <w:p>
+            <w:r>
+              <w:rPr>
+                <w:sz w:val="18"/>
+              </w:rPr>
+              <w:t>is_stopped</w:t>
+            </w:r>
+          </w:p>
+        </w:tc>
+        <w:tc>
+          <w:tcPr>
+            <w:tcW w:type="dxa" w:w="1728"/>
+          </w:tcPr>
+          <w:p>
+            <w:r>
+              <w:rPr>
+                <w:sz w:val="18"/>
+              </w:rPr>
+              <w:t>Is a Stoppage</w:t>
+            </w:r>
+          </w:p>
+        </w:tc>
+        <w:tc>
+          <w:tcPr>
+            <w:tcW w:type="dxa" w:w="1728"/>
+          </w:tcPr>
+          <w:p>
+            <w:r>
+              <w:rPr>
+                <w:sz w:val="18"/>
+              </w:rPr>
+              <w:t>Check</w:t>
+            </w:r>
+          </w:p>
+        </w:tc>
+        <w:tc>
+          <w:tcPr>
+            <w:tcW w:type="dxa" w:w="1728"/>
+          </w:tcPr>
+          <w:p>
+            <w:r>
+              <w:rPr>
+                <w:sz w:val="18"/>
+              </w:rPr>
+            </w:r>
+          </w:p>
+        </w:tc>
+        <w:tc>
+          <w:tcPr>
+            <w:tcW w:type="dxa" w:w="1728"/>
+          </w:tcPr>
+          <w:p>
+            <w:r>
+              <w:rPr>
+                <w:sz w:val="18"/>
+              </w:rPr>
+            </w:r>
+          </w:p>
+        </w:tc>
+      </w:tr>
+      <w:tr>
+        <w:tc>
+          <w:tcPr>
+            <w:tcW w:type="dxa" w:w="1728"/>
+          </w:tcPr>
+          <w:p>
+            <w:r>
+              <w:rPr>
+                <w:sz w:val="18"/>
+              </w:rPr>
+              <w:t>color</w:t>
+            </w:r>
+          </w:p>
+        </w:tc>
+        <w:tc>
+          <w:tcPr>
+            <w:tcW w:type="dxa" w:w="1728"/>
+          </w:tcPr>
+          <w:p>
+            <w:r>
+              <w:rPr>
+                <w:sz w:val="18"/>
+              </w:rPr>
+              <w:t>Colour</w:t>
+            </w:r>
+          </w:p>
+        </w:tc>
+        <w:tc>
+          <w:tcPr>
+            <w:tcW w:type="dxa" w:w="1728"/>
+          </w:tcPr>
+          <w:p>
+            <w:r>
+              <w:rPr>
+                <w:sz w:val="18"/>
+              </w:rPr>
+              <w:t>Select</w:t>
+            </w:r>
+          </w:p>
+        </w:tc>
+        <w:tc>
+          <w:tcPr>
+            <w:tcW w:type="dxa" w:w="1728"/>
+          </w:tcPr>
+          <w:p>
+            <w:r>
+              <w:rPr>
+                <w:sz w:val="18"/>
+              </w:rPr>
+              <w:t>Green</w:t>
+              <w:br/>
+              <w:t>Blue</w:t>
+              <w:br/>
+              <w:t>Red</w:t>
+              <w:br/>
+              <w:t>Orange</w:t>
+              <w:br/>
+              <w:t>Grey</w:t>
+            </w:r>
+          </w:p>
+        </w:tc>
+        <w:tc>
+          <w:tcPr>
+            <w:tcW w:type="dxa" w:w="1728"/>
+          </w:tcPr>
+          <w:p>
+            <w:r>
+              <w:rPr>
+                <w:sz w:val="18"/>
+              </w:rPr>
+            </w:r>
+          </w:p>
+        </w:tc>
+      </w:tr>
+      <w:tr>
+        <w:tc>
+          <w:tcPr>
+            <w:tcW w:type="dxa" w:w="1728"/>
+          </w:tcPr>
+          <w:p>
+            <w:r>
+              <w:rPr>
+                <w:sz w:val="18"/>
+              </w:rPr>
+              <w:t>display_order</w:t>
+            </w:r>
+          </w:p>
+        </w:tc>
+        <w:tc>
+          <w:tcPr>
+            <w:tcW w:type="dxa" w:w="1728"/>
+          </w:tcPr>
+          <w:p>
+            <w:r>
+              <w:rPr>
+                <w:sz w:val="18"/>
+              </w:rPr>
+              <w:t>Display Order</w:t>
+            </w:r>
+          </w:p>
+        </w:tc>
+        <w:tc>
+          <w:tcPr>
+            <w:tcW w:type="dxa" w:w="1728"/>
+          </w:tcPr>
+          <w:p>
+            <w:r>
+              <w:rPr>
+                <w:sz w:val="18"/>
+              </w:rPr>
+              <w:t>Int</w:t>
+            </w:r>
+          </w:p>
+        </w:tc>
+        <w:tc>
+          <w:tcPr>
+            <w:tcW w:type="dxa" w:w="1728"/>
+          </w:tcPr>
+          <w:p>
+            <w:r>
+              <w:rPr>
+                <w:sz w:val="18"/>
+              </w:rPr>
+            </w:r>
+          </w:p>
+        </w:tc>
+        <w:tc>
+          <w:tcPr>
+            <w:tcW w:type="dxa" w:w="1728"/>
+          </w:tcPr>
+          <w:p>
+            <w:r>
+              <w:rPr>
+                <w:sz w:val="18"/>
+              </w:rPr>
+            </w:r>
+          </w:p>
+        </w:tc>
+      </w:tr>
+    </w:tbl>
+    <w:p>
+      <w:pPr>
+        <w:pStyle w:val="Heading2"/>
+      </w:pPr>
+      <w:r>
         <w:t>Gate Entry  (Manpower)</w:t>
       </w:r>
     </w:p>
@@ -11942,6 +12315,136 @@
               <w:rPr>
                 <w:sz w:val="18"/>
               </w:rPr>
+              <w:t>no_work_today</w:t>
+            </w:r>
+          </w:p>
+        </w:tc>
+        <w:tc>
+          <w:tcPr>
+            <w:tcW w:type="dxa" w:w="1728"/>
+          </w:tcPr>
+          <w:p>
+            <w:r>
+              <w:rPr>
+                <w:sz w:val="18"/>
+              </w:rPr>
+              <w:t>No Work Today</w:t>
+            </w:r>
+          </w:p>
+        </w:tc>
+        <w:tc>
+          <w:tcPr>
+            <w:tcW w:type="dxa" w:w="1728"/>
+          </w:tcPr>
+          <w:p>
+            <w:r>
+              <w:rPr>
+                <w:sz w:val="18"/>
+              </w:rPr>
+              <w:t>Check</w:t>
+            </w:r>
+          </w:p>
+        </w:tc>
+        <w:tc>
+          <w:tcPr>
+            <w:tcW w:type="dxa" w:w="1728"/>
+          </w:tcPr>
+          <w:p>
+            <w:r>
+              <w:rPr>
+                <w:sz w:val="18"/>
+              </w:rPr>
+            </w:r>
+          </w:p>
+        </w:tc>
+        <w:tc>
+          <w:tcPr>
+            <w:tcW w:type="dxa" w:w="1728"/>
+          </w:tcPr>
+          <w:p>
+            <w:r>
+              <w:rPr>
+                <w:sz w:val="18"/>
+              </w:rPr>
+            </w:r>
+          </w:p>
+        </w:tc>
+      </w:tr>
+      <w:tr>
+        <w:tc>
+          <w:tcPr>
+            <w:tcW w:type="dxa" w:w="1728"/>
+          </w:tcPr>
+          <w:p>
+            <w:r>
+              <w:rPr>
+                <w:sz w:val="18"/>
+              </w:rPr>
+              <w:t>no_work_reason</w:t>
+            </w:r>
+          </w:p>
+        </w:tc>
+        <w:tc>
+          <w:tcPr>
+            <w:tcW w:type="dxa" w:w="1728"/>
+          </w:tcPr>
+          <w:p>
+            <w:r>
+              <w:rPr>
+                <w:sz w:val="18"/>
+              </w:rPr>
+              <w:t>Reason (no work)</w:t>
+            </w:r>
+          </w:p>
+        </w:tc>
+        <w:tc>
+          <w:tcPr>
+            <w:tcW w:type="dxa" w:w="1728"/>
+          </w:tcPr>
+          <w:p>
+            <w:r>
+              <w:rPr>
+                <w:sz w:val="18"/>
+              </w:rPr>
+              <w:t>Small Text</w:t>
+            </w:r>
+          </w:p>
+        </w:tc>
+        <w:tc>
+          <w:tcPr>
+            <w:tcW w:type="dxa" w:w="1728"/>
+          </w:tcPr>
+          <w:p>
+            <w:r>
+              <w:rPr>
+                <w:sz w:val="18"/>
+              </w:rPr>
+            </w:r>
+          </w:p>
+        </w:tc>
+        <w:tc>
+          <w:tcPr>
+            <w:tcW w:type="dxa" w:w="1728"/>
+          </w:tcPr>
+          <w:p>
+            <w:r>
+              <w:rPr>
+                <w:sz w:val="18"/>
+              </w:rPr>
+            </w:r>
+          </w:p>
+        </w:tc>
+      </w:tr>
+      <w:tr>
+        <w:tc>
+          <w:tcPr>
+            <w:tcW w:type="dxa" w:w="1728"/>
+          </w:tcPr>
+          <w:p>
+            <w:r>
+              <w:rPr>
+                <w:sz w:val="18"/>
+              </w:rPr>
               <w:t>task_progress</w:t>
             </w:r>
           </w:p>
@@ -15042,7 +15545,7 @@
               <w:rPr>
                 <w:sz w:val="18"/>
               </w:rPr>
-              <w:t>Delay Analysis by Section</w:t>
+              <w:t>EOD Manpower MIS</w:t>
             </w:r>
           </w:p>
         </w:tc>
@@ -15055,7 +15558,7 @@
               <w:rPr>
                 <w:sz w:val="18"/>
               </w:rPr>
-              <w:t>Daily Progress Log</w:t>
+              <w:t>Gate Entry</w:t>
             </w:r>
           </w:p>
         </w:tc>
@@ -15083,7 +15586,7 @@
               <w:rPr>
                 <w:sz w:val="18"/>
               </w:rPr>
-              <w:t>EOD Manpower MIS</w:t>
+              <w:t>Gate Register</w:t>
             </w:r>
           </w:p>
         </w:tc>
@@ -15109,7 +15612,7 @@
               <w:rPr>
                 <w:sz w:val="18"/>
               </w:rPr>
-              <w:t>Query Report</w:t>
+              <w:t>Script Report</w:t>
             </w:r>
           </w:p>
         </w:tc>
@@ -15124,7 +15627,7 @@
               <w:rPr>
                 <w:sz w:val="18"/>
               </w:rPr>
-              <w:t>Gate Register</w:t>
+              <w:t>Generator Consumption MIS</w:t>
             </w:r>
           </w:p>
         </w:tc>
@@ -15137,7 +15640,7 @@
               <w:rPr>
                 <w:sz w:val="18"/>
               </w:rPr>
-              <w:t>Gate Entry</w:t>
+              <w:t>Generator Log</w:t>
             </w:r>
           </w:p>
         </w:tc>
@@ -15150,7 +15653,7 @@
               <w:rPr>
                 <w:sz w:val="18"/>
               </w:rPr>
-              <w:t>Script Report</w:t>
+              <w:t>Query Report</w:t>
             </w:r>
           </w:p>
         </w:tc>
@@ -15165,7 +15668,7 @@
               <w:rPr>
                 <w:sz w:val="18"/>
               </w:rPr>
-              <w:t>Generator Consumption MIS</w:t>
+              <w:t>Labour Attendance Register</w:t>
             </w:r>
           </w:p>
         </w:tc>
@@ -15178,7 +15681,7 @@
               <w:rPr>
                 <w:sz w:val="18"/>
               </w:rPr>
-              <w:t>Generator Log</w:t>
+              <w:t>Gate Entry</w:t>
             </w:r>
           </w:p>
         </w:tc>
@@ -15206,7 +15709,7 @@
               <w:rPr>
                 <w:sz w:val="18"/>
               </w:rPr>
-              <w:t>Labour Attendance Register</w:t>
+              <w:t>Late Entry and OT Report</w:t>
             </w:r>
           </w:p>
         </w:tc>
@@ -15247,7 +15750,7 @@
               <w:rPr>
                 <w:sz w:val="18"/>
               </w:rPr>
-              <w:t>Late Entry and OT Report</w:t>
+              <w:t>Material Consumption by Item</w:t>
             </w:r>
           </w:p>
         </w:tc>
@@ -15260,7 +15763,7 @@
               <w:rPr>
                 <w:sz w:val="18"/>
               </w:rPr>
-              <w:t>Gate Entry</w:t>
+              <w:t>Daily Material Consumed</w:t>
             </w:r>
           </w:p>
         </w:tc>
@@ -15288,7 +15791,7 @@
               <w:rPr>
                 <w:sz w:val="18"/>
               </w:rPr>
-              <w:t>Material Consumption by Item</w:t>
+              <w:t>Material Received vs Issued</w:t>
             </w:r>
           </w:p>
         </w:tc>
@@ -15301,7 +15804,7 @@
               <w:rPr>
                 <w:sz w:val="18"/>
               </w:rPr>
-              <w:t>Daily Material Consumed</w:t>
+              <w:t>Stock Entry</w:t>
             </w:r>
           </w:p>
         </w:tc>
@@ -15329,7 +15832,7 @@
               <w:rPr>
                 <w:sz w:val="18"/>
               </w:rPr>
-              <w:t>Material Received vs Issued</w:t>
+              <w:t>Material Section Stock Balance</w:t>
             </w:r>
           </w:p>
         </w:tc>
@@ -15342,7 +15845,7 @@
               <w:rPr>
                 <w:sz w:val="18"/>
               </w:rPr>
-              <w:t>Stock Entry</w:t>
+              <w:t>Plant Section</w:t>
             </w:r>
           </w:p>
         </w:tc>
@@ -15370,7 +15873,7 @@
               <w:rPr>
                 <w:sz w:val="18"/>
               </w:rPr>
-              <w:t>Material Section Stock Balance</w:t>
+              <w:t>QC Rejection Report</w:t>
             </w:r>
           </w:p>
         </w:tc>
@@ -15383,7 +15886,7 @@
               <w:rPr>
                 <w:sz w:val="18"/>
               </w:rPr>
-              <w:t>Plant Section</w:t>
+              <w:t>Quality Inspection</w:t>
             </w:r>
           </w:p>
         </w:tc>
@@ -15411,7 +15914,7 @@
               <w:rPr>
                 <w:sz w:val="18"/>
               </w:rPr>
-              <w:t>QC Rejection Report</w:t>
+              <w:t>Safety Violations by Contractor</w:t>
             </w:r>
           </w:p>
         </w:tc>
@@ -15424,7 +15927,7 @@
               <w:rPr>
                 <w:sz w:val="18"/>
               </w:rPr>
-              <w:t>Quality Inspection</w:t>
+              <w:t>Safety Violation Log</w:t>
             </w:r>
           </w:p>
         </w:tc>
@@ -15452,7 +15955,7 @@
               <w:rPr>
                 <w:sz w:val="18"/>
               </w:rPr>
-              <w:t>Safety Violations by Contractor</w:t>
+              <w:t>Safety Violations Summary</w:t>
             </w:r>
           </w:p>
         </w:tc>
@@ -15493,7 +15996,7 @@
               <w:rPr>
                 <w:sz w:val="18"/>
               </w:rPr>
-              <w:t>Safety Violations Summary</w:t>
+              <w:t>Section Manpower &amp; Work Log</w:t>
             </w:r>
           </w:p>
         </w:tc>
@@ -15506,7 +16009,7 @@
               <w:rPr>
                 <w:sz w:val="18"/>
               </w:rPr>
-              <w:t>Safety Violation Log</w:t>
+              <w:t>Daily Progress Log</w:t>
             </w:r>
           </w:p>
         </w:tc>
@@ -15534,7 +16037,7 @@
               <w:rPr>
                 <w:sz w:val="18"/>
               </w:rPr>
-              <w:t>Section Manpower &amp; Work Log</w:t>
+              <w:t>Section Progress - Planned vs Actual</w:t>
             </w:r>
           </w:p>
         </w:tc>
@@ -15575,7 +16078,7 @@
               <w:rPr>
                 <w:sz w:val="18"/>
               </w:rPr>
-              <w:t>Section Progress - Planned vs Actual</w:t>
+              <w:t>Section WBS Progress</w:t>
             </w:r>
           </w:p>
         </w:tc>
@@ -15588,7 +16091,7 @@
               <w:rPr>
                 <w:sz w:val="18"/>
               </w:rPr>
-              <w:t>Daily Progress Log</w:t>
+              <w:t>Task</w:t>
             </w:r>
           </w:p>
         </w:tc>
@@ -15616,7 +16119,7 @@
               <w:rPr>
                 <w:sz w:val="18"/>
               </w:rPr>
-              <w:t>Section WBS Progress</w:t>
+              <w:t>Staff Attendance Summary</w:t>
             </w:r>
           </w:p>
         </w:tc>
@@ -15629,7 +16132,7 @@
               <w:rPr>
                 <w:sz w:val="18"/>
               </w:rPr>
-              <w:t>Task</w:t>
+              <w:t>Attendance</w:t>
             </w:r>
           </w:p>
         </w:tc>
@@ -15657,7 +16160,7 @@
               <w:rPr>
                 <w:sz w:val="18"/>
               </w:rPr>
-              <w:t>Staff Attendance Summary</w:t>
+              <w:t>Stoppage Analysis</w:t>
             </w:r>
           </w:p>
         </w:tc>
@@ -15670,7 +16173,7 @@
               <w:rPr>
                 <w:sz w:val="18"/>
               </w:rPr>
-              <w:t>Attendance</w:t>
+              <w:t>Daily Progress Log</w:t>
             </w:r>
           </w:p>
         </w:tc>
@@ -15683,7 +16186,7 @@
               <w:rPr>
                 <w:sz w:val="18"/>
               </w:rPr>
-              <w:t>Query Report</w:t>
+              <w:t>Script Report</w:t>
             </w:r>
           </w:p>
         </w:tc>
@@ -15807,6 +16310,47 @@
                 <w:sz w:val="18"/>
               </w:rPr>
               <w:t>Query Report</w:t>
+            </w:r>
+          </w:p>
+        </w:tc>
+      </w:tr>
+      <w:tr>
+        <w:tc>
+          <w:tcPr>
+            <w:tcW w:type="dxa" w:w="2880"/>
+          </w:tcPr>
+          <w:p>
+            <w:r>
+              <w:rPr>
+                <w:sz w:val="18"/>
+              </w:rPr>
+              <w:t>Weekly Section Report</w:t>
+            </w:r>
+          </w:p>
+        </w:tc>
+        <w:tc>
+          <w:tcPr>
+            <w:tcW w:type="dxa" w:w="2880"/>
+          </w:tcPr>
+          <w:p>
+            <w:r>
+              <w:rPr>
+                <w:sz w:val="18"/>
+              </w:rPr>
+              <w:t>Daily Progress Log</w:t>
+            </w:r>
+          </w:p>
+        </w:tc>
+        <w:tc>
+          <w:tcPr>
+            <w:tcW w:type="dxa" w:w="2880"/>
+          </w:tcPr>
+          <w:p>
+            <w:r>
+              <w:rPr>
+                <w:sz w:val="18"/>
+              </w:rPr>
+              <w:t>Script Report</w:t>
             </w:r>
           </w:p>
         </w:tc>
@@ -15911,7 +16455,7 @@
               <w:rPr>
                 <w:sz w:val="18"/>
               </w:rPr>
-              <w:t>System Manager, Benkas Project Manager, Section Incharge, Gate Security</w:t>
+              <w:t>Benkas Project Manager, Section Incharge, Gate Security, System Manager</w:t>
             </w:r>
           </w:p>
         </w:tc>
@@ -15952,7 +16496,7 @@
               <w:rPr>
                 <w:sz w:val="18"/>
               </w:rPr>
-              <w:t>System Manager, Benkas Project Manager, Section Incharge</w:t>
+              <w:t>Benkas Project Manager, Section Incharge, System Manager</w:t>
             </w:r>
           </w:p>
         </w:tc>
@@ -16034,7 +16578,7 @@
               <w:rPr>
                 <w:sz w:val="18"/>
               </w:rPr>
-              <w:t>System Manager, Benkas Project Manager, Section Incharge</w:t>
+              <w:t>Section Incharge, System Manager, Benkas Project Manager</w:t>
             </w:r>
           </w:p>
         </w:tc>
@@ -16075,7 +16619,7 @@
               <w:rPr>
                 <w:sz w:val="18"/>
               </w:rPr>
-              <w:t>System Manager, Benkas Project Manager, Generator Electrical Operator, Safety Officer, Section Incharge</w:t>
+              <w:t>Safety Officer, Generator Electrical Operator, Benkas Project Manager, Section Incharge, System Manager</w:t>
             </w:r>
           </w:p>
         </w:tc>
@@ -16116,7 +16660,7 @@
               <w:rPr>
                 <w:sz w:val="18"/>
               </w:rPr>
-              <w:t>System Manager, Benkas Project Manager</w:t>
+              <w:t>Benkas Project Manager, System Manager</w:t>
             </w:r>
           </w:p>
         </w:tc>
@@ -16157,7 +16701,7 @@
               <w:rPr>
                 <w:sz w:val="18"/>
               </w:rPr>
-              <w:t>System Manager, Benkas Project Manager, Ramshy Bio Management</w:t>
+              <w:t>Benkas Project Manager, System Manager, Ramshy Bio Management</w:t>
             </w:r>
           </w:p>
         </w:tc>
@@ -17104,7 +17648,7 @@
               <w:rPr>
                 <w:sz w:val="18"/>
               </w:rPr>
-              <w:t>5</w:t>
+              <w:t>6</w:t>
             </w:r>
           </w:p>
         </w:tc>
